--- a/TS-Kramam/TS-4.4/TS 4.4 Sanskrit Krama Paatam Corrections.docx
+++ b/TS-Kramam/TS-4.4/TS 4.4 Sanskrit Krama Paatam Corrections.docx
@@ -1,6 +1,6 @@
 
 <file path=word/document.xml><?xml version="1.0" encoding="utf-8"?>
-<w:document xmlns:wpc="http://schemas.microsoft.com/office/word/2010/wordprocessingCanvas" xmlns:cx="http://schemas.microsoft.com/office/drawing/2014/chartex" xmlns:cx1="http://schemas.microsoft.com/office/drawing/2015/9/8/chartex" xmlns:cx2="http://schemas.microsoft.com/office/drawing/2015/10/21/chartex" xmlns:cx3="http://schemas.microsoft.com/office/drawing/2016/5/9/chartex" xmlns:cx4="http://schemas.microsoft.com/office/drawing/2016/5/10/chartex" xmlns:cx5="http://schemas.microsoft.com/office/drawing/2016/5/11/chartex" xmlns:cx6="http://schemas.microsoft.com/office/drawing/2016/5/12/chartex" xmlns:cx7="http://schemas.microsoft.com/office/drawing/2016/5/13/chartex" xmlns:cx8="http://schemas.microsoft.com/office/drawing/2016/5/14/chartex" xmlns:mc="http://schemas.openxmlformats.org/markup-compatibility/2006" xmlns:aink="http://schemas.microsoft.com/office/drawing/2016/ink" xmlns:am3d="http://schemas.microsoft.com/office/drawing/2017/model3d" xmlns:o="urn:schemas-microsoft-com:office:office" xmlns:oel="http://schemas.microsoft.com/office/2019/extlst" xmlns:r="http://schemas.openxmlformats.org/officeDocument/2006/relationships" xmlns:m="http://schemas.openxmlformats.org/officeDocument/2006/math" xmlns:v="urn:schemas-microsoft-com:vml" xmlns:wp14="http://schemas.microsoft.com/office/word/2010/wordprocessingDrawing" xmlns:wp="http://schemas.openxmlformats.org/drawingml/2006/wordprocessingDrawing" xmlns:w10="urn:schemas-microsoft-com:office:word" xmlns:w="http://schemas.openxmlformats.org/wordprocessingml/2006/main" xmlns:w14="http://schemas.microsoft.com/office/word/2010/wordml" xmlns:w15="http://schemas.microsoft.com/office/word/2012/wordml" xmlns:w16cei="http://schemas.microsoft.com/office/word/2026/wordml/cei" xmlns:w16cex="http://schemas.microsoft.com/office/word/2018/wordml/cex" xmlns:w16cid="http://schemas.microsoft.com/office/word/2016/wordml/cid" xmlns:w16="http://schemas.microsoft.com/office/word/2018/wordml" xmlns:w16du="http://schemas.microsoft.com/office/word/2023/wordml/word16du" xmlns:w16sdtdh="http://schemas.microsoft.com/office/word/2020/wordml/sdtdatahash" xmlns:w16sdtfl="http://schemas.microsoft.com/office/word/2024/wordml/sdtformatlock" xmlns:w16se="http://schemas.microsoft.com/office/word/2015/wordml/symex" xmlns:wpg="http://schemas.microsoft.com/office/word/2010/wordprocessingGroup" xmlns:wpi="http://schemas.microsoft.com/office/word/2010/wordprocessingInk" xmlns:wne="http://schemas.microsoft.com/office/word/2006/wordml" xmlns:wps="http://schemas.microsoft.com/office/word/2010/wordprocessingShape" mc:Ignorable="w14 w15 w16se w16cid w16 w16cex w16sdtdh w16sdtfl w16du wp14">
+<w:document xmlns:wpc="http://schemas.microsoft.com/office/word/2010/wordprocessingCanvas" xmlns:cx="http://schemas.microsoft.com/office/drawing/2014/chartex" xmlns:cx1="http://schemas.microsoft.com/office/drawing/2015/9/8/chartex" xmlns:cx2="http://schemas.microsoft.com/office/drawing/2015/10/21/chartex" xmlns:cx3="http://schemas.microsoft.com/office/drawing/2016/5/9/chartex" xmlns:cx4="http://schemas.microsoft.com/office/drawing/2016/5/10/chartex" xmlns:cx5="http://schemas.microsoft.com/office/drawing/2016/5/11/chartex" xmlns:cx6="http://schemas.microsoft.com/office/drawing/2016/5/12/chartex" xmlns:cx7="http://schemas.microsoft.com/office/drawing/2016/5/13/chartex" xmlns:cx8="http://schemas.microsoft.com/office/drawing/2016/5/14/chartex" xmlns:mc="http://schemas.openxmlformats.org/markup-compatibility/2006" xmlns:aink="http://schemas.microsoft.com/office/drawing/2016/ink" xmlns:am3d="http://schemas.microsoft.com/office/drawing/2017/model3d" xmlns:o="urn:schemas-microsoft-com:office:office" xmlns:oel="http://schemas.microsoft.com/office/2019/extlst" xmlns:r="http://schemas.openxmlformats.org/officeDocument/2006/relationships" xmlns:m="http://schemas.openxmlformats.org/officeDocument/2006/math" xmlns:v="urn:schemas-microsoft-com:vml" xmlns:wp14="http://schemas.microsoft.com/office/word/2010/wordprocessingDrawing" xmlns:wp="http://schemas.openxmlformats.org/drawingml/2006/wordprocessingDrawing" xmlns:w10="urn:schemas-microsoft-com:office:word" xmlns:w="http://schemas.openxmlformats.org/wordprocessingml/2006/main" xmlns:w14="http://schemas.microsoft.com/office/word/2010/wordml" xmlns:w15="http://schemas.microsoft.com/office/word/2012/wordml" xmlns:w16cex="http://schemas.microsoft.com/office/word/2018/wordml/cex" xmlns:w16cid="http://schemas.microsoft.com/office/word/2016/wordml/cid" xmlns:w16="http://schemas.microsoft.com/office/word/2018/wordml" xmlns:w16du="http://schemas.microsoft.com/office/word/2023/wordml/word16du" xmlns:w16sdtdh="http://schemas.microsoft.com/office/word/2020/wordml/sdtdatahash" xmlns:w16sdtfl="http://schemas.microsoft.com/office/word/2024/wordml/sdtformatlock" xmlns:w16se="http://schemas.microsoft.com/office/word/2015/wordml/symex" xmlns:wpg="http://schemas.microsoft.com/office/word/2010/wordprocessingGroup" xmlns:wpi="http://schemas.microsoft.com/office/word/2010/wordprocessingInk" xmlns:wne="http://schemas.microsoft.com/office/word/2006/wordml" xmlns:wps="http://schemas.microsoft.com/office/word/2010/wordprocessingShape" mc:Ignorable="w14 w15 w16se w16cid w16 w16cex w16sdtdh w16sdtfl w16du wp14">
   <w:body>
     <w:p>
       <w:pPr>
@@ -237,6 +237,675 @@
       </w:tr>
       <w:tr>
         <w:trPr>
+          <w:trHeight w:val="1699"/>
+        </w:trPr>
+        <w:tc>
+          <w:tcPr>
+            <w:tcW w:w="3906" w:type="dxa"/>
+          </w:tcPr>
+          <w:p>
+            <w:pPr>
+              <w:widowControl w:val="0"/>
+              <w:tabs>
+                <w:tab w:val="left" w:pos="993"/>
+              </w:tabs>
+              <w:autoSpaceDE w:val="0"/>
+              <w:autoSpaceDN w:val="0"/>
+              <w:adjustRightInd w:val="0"/>
+              <w:spacing w:before="0" w:line="240" w:lineRule="auto"/>
+              <w:ind w:right="297"/>
+              <w:rPr>
+                <w:rFonts w:cs="Arial"/>
+                <w:b/>
+                <w:sz w:val="28"/>
+                <w:szCs w:val="32"/>
+              </w:rPr>
+            </w:pPr>
+            <w:r>
+              <w:rPr>
+                <w:rFonts w:cs="Arial"/>
+                <w:b/>
+                <w:sz w:val="28"/>
+                <w:szCs w:val="32"/>
+              </w:rPr>
+              <w:t>T.S.4.4.3.2</w:t>
+            </w:r>
+            <w:r>
+              <w:rPr>
+                <w:rFonts w:cs="Arial"/>
+                <w:b/>
+                <w:sz w:val="28"/>
+                <w:szCs w:val="32"/>
+              </w:rPr>
+              <w:t xml:space="preserve"> – Kramam</w:t>
+            </w:r>
+          </w:p>
+          <w:p>
+            <w:pPr>
+              <w:widowControl w:val="0"/>
+              <w:tabs>
+                <w:tab w:val="left" w:pos="993"/>
+              </w:tabs>
+              <w:autoSpaceDE w:val="0"/>
+              <w:autoSpaceDN w:val="0"/>
+              <w:adjustRightInd w:val="0"/>
+              <w:spacing w:before="0" w:line="240" w:lineRule="auto"/>
+              <w:ind w:right="297"/>
+              <w:rPr>
+                <w:rFonts w:cs="Arial"/>
+                <w:b/>
+                <w:sz w:val="28"/>
+                <w:szCs w:val="32"/>
+              </w:rPr>
+            </w:pPr>
+            <w:r>
+              <w:rPr>
+                <w:rFonts w:cs="Arial"/>
+                <w:b/>
+                <w:sz w:val="28"/>
+                <w:szCs w:val="32"/>
+              </w:rPr>
+              <w:t xml:space="preserve">Krama Vaakyam No.– </w:t>
+            </w:r>
+            <w:r>
+              <w:rPr>
+                <w:rFonts w:cs="Arial"/>
+                <w:b/>
+                <w:sz w:val="28"/>
+                <w:szCs w:val="32"/>
+              </w:rPr>
+              <w:t>22</w:t>
+            </w:r>
+          </w:p>
+          <w:p>
+            <w:pPr>
+              <w:widowControl w:val="0"/>
+              <w:tabs>
+                <w:tab w:val="left" w:pos="993"/>
+              </w:tabs>
+              <w:autoSpaceDE w:val="0"/>
+              <w:autoSpaceDN w:val="0"/>
+              <w:adjustRightInd w:val="0"/>
+              <w:spacing w:before="0" w:line="240" w:lineRule="auto"/>
+              <w:ind w:right="297"/>
+              <w:rPr>
+                <w:rFonts w:cs="Arial"/>
+                <w:b/>
+                <w:sz w:val="28"/>
+                <w:szCs w:val="32"/>
+              </w:rPr>
+            </w:pPr>
+            <w:r>
+              <w:rPr>
+                <w:rFonts w:cs="Arial"/>
+                <w:b/>
+                <w:sz w:val="28"/>
+                <w:szCs w:val="32"/>
+              </w:rPr>
+              <w:t>Panchaati No</w:t>
+            </w:r>
+            <w:r>
+              <w:rPr>
+                <w:rFonts w:cs="Arial"/>
+                <w:b/>
+                <w:szCs w:val="32"/>
+              </w:rPr>
+              <w:t xml:space="preserve">. - </w:t>
+            </w:r>
+            <w:r>
+              <w:rPr>
+                <w:rFonts w:cs="Arial"/>
+                <w:b/>
+                <w:sz w:val="28"/>
+                <w:szCs w:val="28"/>
+              </w:rPr>
+              <w:t>8</w:t>
+            </w:r>
+          </w:p>
+        </w:tc>
+        <w:tc>
+          <w:tcPr>
+            <w:tcW w:w="5103" w:type="dxa"/>
+          </w:tcPr>
+          <w:p>
+            <w:pPr>
+              <w:widowControl w:val="0"/>
+              <w:autoSpaceDE w:val="0"/>
+              <w:autoSpaceDN w:val="0"/>
+              <w:adjustRightInd w:val="0"/>
+              <w:spacing w:before="0" w:line="240" w:lineRule="auto"/>
+              <w:rPr>
+                <w:rFonts w:ascii="BRH Devanagari Extra" w:hAnsi="BRH Devanagari Extra" w:cs="BRH Devanagari Extra"/>
+                <w:color w:val="000000"/>
+                <w:sz w:val="40"/>
+                <w:szCs w:val="40"/>
+              </w:rPr>
+            </w:pPr>
+            <w:r>
+              <w:rPr>
+                <w:rFonts w:ascii="BRH Devanagari Extra" w:hAnsi="BRH Devanagari Extra" w:cs="BRH Devanagari Extra"/>
+                <w:color w:val="000000"/>
+                <w:sz w:val="40"/>
+                <w:szCs w:val="40"/>
+              </w:rPr>
+              <w:t>cÉ</w:t>
+            </w:r>
+            <w:r>
+              <w:rPr>
+                <w:rFonts w:ascii="BRH Malayalam Extra" w:hAnsi="BRH Malayalam Extra" w:cs="BRH Devanagari Extra"/>
+                <w:color w:val="000000"/>
+                <w:sz w:val="30"/>
+                <w:szCs w:val="40"/>
+              </w:rPr>
+              <w:t>–</w:t>
+            </w:r>
+            <w:r>
+              <w:rPr>
+                <w:rFonts w:ascii="BRH Devanagari Extra" w:hAnsi="BRH Devanagari Extra" w:cs="BRH Devanagari Extra"/>
+                <w:color w:val="000000"/>
+                <w:sz w:val="40"/>
+                <w:szCs w:val="40"/>
+              </w:rPr>
+              <w:t xml:space="preserve"> xÉå</w:t>
+            </w:r>
+            <w:r>
+              <w:rPr>
+                <w:rFonts w:ascii="BRH Malayalam Extra" w:hAnsi="BRH Malayalam Extra" w:cs="BRH Devanagari Extra"/>
+                <w:color w:val="000000"/>
+                <w:sz w:val="30"/>
+                <w:szCs w:val="40"/>
+              </w:rPr>
+              <w:t>–</w:t>
+            </w:r>
+            <w:r>
+              <w:rPr>
+                <w:rFonts w:ascii="BRH Devanagari Extra" w:hAnsi="BRH Devanagari Extra" w:cs="BRH Devanagari Extra"/>
+                <w:color w:val="000000"/>
+                <w:sz w:val="40"/>
+                <w:szCs w:val="40"/>
+              </w:rPr>
+              <w:t>lÉÉ</w:t>
+            </w:r>
+            <w:r>
+              <w:rPr>
+                <w:rFonts w:ascii="BRH Malayalam Extra" w:hAnsi="BRH Malayalam Extra" w:cs="BRH Devanagari Extra"/>
+                <w:color w:val="000000"/>
+                <w:sz w:val="30"/>
+                <w:szCs w:val="40"/>
+              </w:rPr>
+              <w:t>–</w:t>
+            </w:r>
+            <w:r>
+              <w:rPr>
+                <w:rFonts w:ascii="BRH Devanagari Extra" w:hAnsi="BRH Devanagari Extra" w:cs="BRH Devanagari Extra"/>
+                <w:color w:val="000000"/>
+                <w:sz w:val="40"/>
+                <w:szCs w:val="40"/>
+              </w:rPr>
+              <w:t>ÌlÉ</w:t>
+            </w:r>
+            <w:r>
+              <w:rPr>
+                <w:rFonts w:ascii="BRH Malayalam Extra" w:hAnsi="BRH Malayalam Extra" w:cs="BRH Devanagari Extra"/>
+                <w:color w:val="000000"/>
+                <w:sz w:val="30"/>
+                <w:szCs w:val="40"/>
+              </w:rPr>
+              <w:t>–</w:t>
+            </w:r>
+            <w:r>
+              <w:rPr>
+                <w:rFonts w:ascii="BRH Devanagari Extra" w:hAnsi="BRH Devanagari Extra" w:cs="BRH Devanagari Extra"/>
+                <w:color w:val="000000"/>
+                <w:sz w:val="40"/>
+                <w:szCs w:val="40"/>
+              </w:rPr>
+              <w:t>aÉëÉ</w:t>
+            </w:r>
+            <w:r>
+              <w:rPr>
+                <w:rFonts w:ascii="BRH Malayalam Extra" w:hAnsi="BRH Malayalam Extra" w:cs="BRH Devanagari Extra"/>
+                <w:color w:val="000000"/>
+                <w:sz w:val="30"/>
+                <w:szCs w:val="40"/>
+              </w:rPr>
+              <w:t>–</w:t>
+            </w:r>
+            <w:r>
+              <w:rPr>
+                <w:rFonts w:ascii="BRH Devanagari Extra" w:hAnsi="BRH Devanagari Extra" w:cs="BRH Devanagari Extra"/>
+                <w:color w:val="000000"/>
+                <w:sz w:val="40"/>
+                <w:szCs w:val="40"/>
+              </w:rPr>
+              <w:t>qÉ</w:t>
+            </w:r>
+            <w:r>
+              <w:rPr>
+                <w:rFonts w:ascii="BRH Malayalam Extra" w:hAnsi="BRH Malayalam Extra" w:cs="BRH Devanagari Extra"/>
+                <w:color w:val="000000"/>
+                <w:sz w:val="30"/>
+                <w:szCs w:val="40"/>
+              </w:rPr>
+              <w:t>–</w:t>
+            </w:r>
+            <w:r>
+              <w:rPr>
+                <w:rFonts w:ascii="BRH Devanagari Extra" w:hAnsi="BRH Devanagari Extra" w:cs="BRH Devanagari Extra"/>
+                <w:color w:val="000000"/>
+                <w:sz w:val="40"/>
+                <w:szCs w:val="40"/>
+              </w:rPr>
+              <w:t xml:space="preserve">hrÉÉæÿ | </w:t>
+            </w:r>
+          </w:p>
+          <w:p>
+            <w:pPr>
+              <w:widowControl w:val="0"/>
+              <w:autoSpaceDE w:val="0"/>
+              <w:autoSpaceDN w:val="0"/>
+              <w:adjustRightInd w:val="0"/>
+              <w:spacing w:before="0" w:line="240" w:lineRule="auto"/>
+              <w:rPr>
+                <w:rFonts w:ascii="BRH Malayalam Extra" w:hAnsi="BRH Malayalam Extra" w:cs="BRH Malayalam Extra"/>
+                <w:color w:val="000000"/>
+                <w:sz w:val="40"/>
+                <w:szCs w:val="40"/>
+              </w:rPr>
+            </w:pPr>
+            <w:r>
+              <w:rPr>
+                <w:rFonts w:ascii="BRH Devanagari Extra" w:hAnsi="BRH Devanagari Extra" w:cs="BRH Devanagari Extra"/>
+                <w:color w:val="000000"/>
+                <w:sz w:val="40"/>
+                <w:szCs w:val="40"/>
+              </w:rPr>
+              <w:t>xÉå</w:t>
+            </w:r>
+            <w:r>
+              <w:rPr>
+                <w:rFonts w:ascii="BRH Malayalam Extra" w:hAnsi="BRH Malayalam Extra" w:cs="BRH Devanagari Extra"/>
+                <w:color w:val="000000"/>
+                <w:sz w:val="30"/>
+                <w:szCs w:val="40"/>
+              </w:rPr>
+              <w:t>–</w:t>
+            </w:r>
+            <w:r>
+              <w:rPr>
+                <w:rFonts w:ascii="BRH Devanagari Extra" w:hAnsi="BRH Devanagari Extra" w:cs="BRH Devanagari Extra"/>
+                <w:color w:val="000000"/>
+                <w:sz w:val="40"/>
+                <w:szCs w:val="40"/>
+              </w:rPr>
+              <w:t>lÉÉ</w:t>
+            </w:r>
+            <w:r>
+              <w:rPr>
+                <w:rFonts w:ascii="BRH Malayalam Extra" w:hAnsi="BRH Malayalam Extra" w:cs="BRH Devanagari Extra"/>
+                <w:color w:val="000000"/>
+                <w:sz w:val="30"/>
+                <w:szCs w:val="40"/>
+              </w:rPr>
+              <w:t>–</w:t>
+            </w:r>
+            <w:r>
+              <w:rPr>
+                <w:rFonts w:ascii="BRH Devanagari Extra" w:hAnsi="BRH Devanagari Extra" w:cs="BRH Devanagari Extra"/>
+                <w:color w:val="000000"/>
+                <w:sz w:val="40"/>
+                <w:szCs w:val="40"/>
+              </w:rPr>
+              <w:t>ÌlÉ</w:t>
+            </w:r>
+            <w:r>
+              <w:rPr>
+                <w:rFonts w:ascii="BRH Malayalam Extra" w:hAnsi="BRH Malayalam Extra" w:cs="BRH Devanagari Extra"/>
+                <w:color w:val="000000"/>
+                <w:sz w:val="30"/>
+                <w:szCs w:val="40"/>
+              </w:rPr>
+              <w:t>–</w:t>
+            </w:r>
+            <w:r>
+              <w:rPr>
+                <w:rFonts w:ascii="BRH Devanagari Extra" w:hAnsi="BRH Devanagari Extra" w:cs="BRH Devanagari Extra"/>
+                <w:color w:val="000000"/>
+                <w:sz w:val="40"/>
+                <w:szCs w:val="40"/>
+                <w:highlight w:val="yellow"/>
+              </w:rPr>
+              <w:t>aÉÉ</w:t>
+            </w:r>
+            <w:r>
+              <w:rPr>
+                <w:rFonts w:ascii="BRH Malayalam Extra" w:hAnsi="BRH Malayalam Extra" w:cs="BRH Devanagari Extra"/>
+                <w:color w:val="000000"/>
+                <w:sz w:val="30"/>
+                <w:szCs w:val="40"/>
+              </w:rPr>
+              <w:t>–</w:t>
+            </w:r>
+            <w:r>
+              <w:rPr>
+                <w:rFonts w:ascii="BRH Devanagari Extra" w:hAnsi="BRH Devanagari Extra" w:cs="BRH Devanagari Extra"/>
+                <w:color w:val="000000"/>
+                <w:sz w:val="40"/>
+                <w:szCs w:val="40"/>
+              </w:rPr>
+              <w:t>qÉ</w:t>
+            </w:r>
+            <w:r>
+              <w:rPr>
+                <w:rFonts w:ascii="BRH Malayalam Extra" w:hAnsi="BRH Malayalam Extra" w:cs="BRH Devanagari Extra"/>
+                <w:color w:val="000000"/>
+                <w:sz w:val="30"/>
+                <w:szCs w:val="40"/>
+              </w:rPr>
+              <w:t>–</w:t>
+            </w:r>
+            <w:r>
+              <w:rPr>
+                <w:rFonts w:ascii="BRH Devanagari Extra" w:hAnsi="BRH Devanagari Extra" w:cs="BRH Devanagari Extra"/>
+                <w:color w:val="000000"/>
+                <w:sz w:val="40"/>
+                <w:szCs w:val="40"/>
+              </w:rPr>
+              <w:t>hrÉÉæþ ÌuÉ</w:t>
+            </w:r>
+            <w:r>
+              <w:rPr>
+                <w:rFonts w:ascii="BRH Malayalam Extra" w:hAnsi="BRH Malayalam Extra" w:cs="BRH Devanagari Extra"/>
+                <w:color w:val="000000"/>
+                <w:sz w:val="30"/>
+                <w:szCs w:val="40"/>
+              </w:rPr>
+              <w:t>–</w:t>
+            </w:r>
+            <w:r>
+              <w:rPr>
+                <w:rFonts w:ascii="BRH Devanagari Extra" w:hAnsi="BRH Devanagari Extra" w:cs="BRH Devanagari Extra"/>
+                <w:color w:val="000000"/>
+                <w:sz w:val="40"/>
+                <w:szCs w:val="40"/>
+              </w:rPr>
+              <w:t>µÉÉcÉÏÿ |</w:t>
+            </w:r>
+          </w:p>
+        </w:tc>
+        <w:tc>
+          <w:tcPr>
+            <w:tcW w:w="5386" w:type="dxa"/>
+          </w:tcPr>
+          <w:p>
+            <w:pPr>
+              <w:widowControl w:val="0"/>
+              <w:autoSpaceDE w:val="0"/>
+              <w:autoSpaceDN w:val="0"/>
+              <w:adjustRightInd w:val="0"/>
+              <w:spacing w:before="0" w:line="240" w:lineRule="auto"/>
+              <w:rPr>
+                <w:rFonts w:ascii="BRH Devanagari Extra" w:hAnsi="BRH Devanagari Extra" w:cs="BRH Devanagari Extra"/>
+                <w:color w:val="000000"/>
+                <w:sz w:val="40"/>
+                <w:szCs w:val="40"/>
+              </w:rPr>
+            </w:pPr>
+            <w:r>
+              <w:rPr>
+                <w:rFonts w:ascii="BRH Devanagari Extra" w:hAnsi="BRH Devanagari Extra" w:cs="BRH Devanagari Extra"/>
+                <w:color w:val="000000"/>
+                <w:sz w:val="40"/>
+                <w:szCs w:val="40"/>
+              </w:rPr>
+              <w:t>cÉ</w:t>
+            </w:r>
+            <w:r>
+              <w:rPr>
+                <w:rFonts w:ascii="BRH Malayalam Extra" w:hAnsi="BRH Malayalam Extra" w:cs="BRH Devanagari Extra"/>
+                <w:color w:val="000000"/>
+                <w:sz w:val="30"/>
+                <w:szCs w:val="40"/>
+              </w:rPr>
+              <w:t>–</w:t>
+            </w:r>
+            <w:r>
+              <w:rPr>
+                <w:rFonts w:ascii="BRH Devanagari Extra" w:hAnsi="BRH Devanagari Extra" w:cs="BRH Devanagari Extra"/>
+                <w:color w:val="000000"/>
+                <w:sz w:val="40"/>
+                <w:szCs w:val="40"/>
+              </w:rPr>
+              <w:t xml:space="preserve"> xÉå</w:t>
+            </w:r>
+            <w:r>
+              <w:rPr>
+                <w:rFonts w:ascii="BRH Malayalam Extra" w:hAnsi="BRH Malayalam Extra" w:cs="BRH Devanagari Extra"/>
+                <w:color w:val="000000"/>
+                <w:sz w:val="30"/>
+                <w:szCs w:val="40"/>
+              </w:rPr>
+              <w:t>–</w:t>
+            </w:r>
+            <w:r>
+              <w:rPr>
+                <w:rFonts w:ascii="BRH Devanagari Extra" w:hAnsi="BRH Devanagari Extra" w:cs="BRH Devanagari Extra"/>
+                <w:color w:val="000000"/>
+                <w:sz w:val="40"/>
+                <w:szCs w:val="40"/>
+              </w:rPr>
+              <w:t>lÉÉ</w:t>
+            </w:r>
+            <w:r>
+              <w:rPr>
+                <w:rFonts w:ascii="BRH Malayalam Extra" w:hAnsi="BRH Malayalam Extra" w:cs="BRH Devanagari Extra"/>
+                <w:color w:val="000000"/>
+                <w:sz w:val="30"/>
+                <w:szCs w:val="40"/>
+              </w:rPr>
+              <w:t>–</w:t>
+            </w:r>
+            <w:r>
+              <w:rPr>
+                <w:rFonts w:ascii="BRH Devanagari Extra" w:hAnsi="BRH Devanagari Extra" w:cs="BRH Devanagari Extra"/>
+                <w:color w:val="000000"/>
+                <w:sz w:val="40"/>
+                <w:szCs w:val="40"/>
+              </w:rPr>
+              <w:t>ÌlÉ</w:t>
+            </w:r>
+            <w:r>
+              <w:rPr>
+                <w:rFonts w:ascii="BRH Malayalam Extra" w:hAnsi="BRH Malayalam Extra" w:cs="BRH Devanagari Extra"/>
+                <w:color w:val="000000"/>
+                <w:sz w:val="30"/>
+                <w:szCs w:val="40"/>
+              </w:rPr>
+              <w:t>–</w:t>
+            </w:r>
+            <w:r>
+              <w:rPr>
+                <w:rFonts w:ascii="BRH Devanagari Extra" w:hAnsi="BRH Devanagari Extra" w:cs="BRH Devanagari Extra"/>
+                <w:color w:val="000000"/>
+                <w:sz w:val="40"/>
+                <w:szCs w:val="40"/>
+              </w:rPr>
+              <w:t>aÉëÉ</w:t>
+            </w:r>
+            <w:r>
+              <w:rPr>
+                <w:rFonts w:ascii="BRH Malayalam Extra" w:hAnsi="BRH Malayalam Extra" w:cs="BRH Devanagari Extra"/>
+                <w:color w:val="000000"/>
+                <w:sz w:val="30"/>
+                <w:szCs w:val="40"/>
+              </w:rPr>
+              <w:t>–</w:t>
+            </w:r>
+            <w:r>
+              <w:rPr>
+                <w:rFonts w:ascii="BRH Devanagari Extra" w:hAnsi="BRH Devanagari Extra" w:cs="BRH Devanagari Extra"/>
+                <w:color w:val="000000"/>
+                <w:sz w:val="40"/>
+                <w:szCs w:val="40"/>
+              </w:rPr>
+              <w:t>qÉ</w:t>
+            </w:r>
+            <w:r>
+              <w:rPr>
+                <w:rFonts w:ascii="BRH Malayalam Extra" w:hAnsi="BRH Malayalam Extra" w:cs="BRH Devanagari Extra"/>
+                <w:color w:val="000000"/>
+                <w:sz w:val="30"/>
+                <w:szCs w:val="40"/>
+              </w:rPr>
+              <w:t>–</w:t>
+            </w:r>
+            <w:r>
+              <w:rPr>
+                <w:rFonts w:ascii="BRH Devanagari Extra" w:hAnsi="BRH Devanagari Extra" w:cs="BRH Devanagari Extra"/>
+                <w:color w:val="000000"/>
+                <w:sz w:val="40"/>
+                <w:szCs w:val="40"/>
+              </w:rPr>
+              <w:t xml:space="preserve">hrÉÉæÿ | </w:t>
+            </w:r>
+          </w:p>
+          <w:p>
+            <w:pPr>
+              <w:widowControl w:val="0"/>
+              <w:autoSpaceDE w:val="0"/>
+              <w:autoSpaceDN w:val="0"/>
+              <w:adjustRightInd w:val="0"/>
+              <w:spacing w:before="0" w:line="240" w:lineRule="auto"/>
+              <w:rPr>
+                <w:rFonts w:ascii="BRH Malayalam Extra" w:hAnsi="BRH Malayalam Extra" w:cs="BRH Malayalam Extra"/>
+                <w:color w:val="000000"/>
+                <w:sz w:val="40"/>
+                <w:szCs w:val="40"/>
+              </w:rPr>
+            </w:pPr>
+            <w:r>
+              <w:rPr>
+                <w:rFonts w:ascii="BRH Devanagari Extra" w:hAnsi="BRH Devanagari Extra" w:cs="BRH Devanagari Extra"/>
+                <w:color w:val="000000"/>
+                <w:sz w:val="40"/>
+                <w:szCs w:val="40"/>
+              </w:rPr>
+              <w:t>xÉå</w:t>
+            </w:r>
+            <w:r>
+              <w:rPr>
+                <w:rFonts w:ascii="BRH Malayalam Extra" w:hAnsi="BRH Malayalam Extra" w:cs="BRH Devanagari Extra"/>
+                <w:color w:val="000000"/>
+                <w:sz w:val="30"/>
+                <w:szCs w:val="40"/>
+              </w:rPr>
+              <w:t>–</w:t>
+            </w:r>
+            <w:r>
+              <w:rPr>
+                <w:rFonts w:ascii="BRH Devanagari Extra" w:hAnsi="BRH Devanagari Extra" w:cs="BRH Devanagari Extra"/>
+                <w:color w:val="000000"/>
+                <w:sz w:val="40"/>
+                <w:szCs w:val="40"/>
+              </w:rPr>
+              <w:t>lÉÉ</w:t>
+            </w:r>
+            <w:r>
+              <w:rPr>
+                <w:rFonts w:ascii="BRH Malayalam Extra" w:hAnsi="BRH Malayalam Extra" w:cs="BRH Devanagari Extra"/>
+                <w:color w:val="000000"/>
+                <w:sz w:val="30"/>
+                <w:szCs w:val="40"/>
+              </w:rPr>
+              <w:t>–</w:t>
+            </w:r>
+            <w:r>
+              <w:rPr>
+                <w:rFonts w:ascii="BRH Devanagari Extra" w:hAnsi="BRH Devanagari Extra" w:cs="BRH Devanagari Extra"/>
+                <w:color w:val="000000"/>
+                <w:sz w:val="40"/>
+                <w:szCs w:val="40"/>
+              </w:rPr>
+              <w:t>ÌlÉ</w:t>
+            </w:r>
+            <w:r>
+              <w:rPr>
+                <w:rFonts w:ascii="BRH Malayalam Extra" w:hAnsi="BRH Malayalam Extra" w:cs="BRH Devanagari Extra"/>
+                <w:color w:val="000000"/>
+                <w:sz w:val="30"/>
+                <w:szCs w:val="40"/>
+              </w:rPr>
+              <w:t>–</w:t>
+            </w:r>
+            <w:r>
+              <w:rPr>
+                <w:rFonts w:ascii="BRH Devanagari Extra" w:hAnsi="BRH Devanagari Extra" w:cs="BRH Devanagari Extra"/>
+                <w:color w:val="000000"/>
+                <w:sz w:val="40"/>
+                <w:szCs w:val="40"/>
+                <w:highlight w:val="green"/>
+              </w:rPr>
+              <w:t>aÉëÉ</w:t>
+            </w:r>
+            <w:r>
+              <w:rPr>
+                <w:rFonts w:ascii="BRH Malayalam Extra" w:hAnsi="BRH Malayalam Extra" w:cs="BRH Devanagari Extra"/>
+                <w:color w:val="000000"/>
+                <w:sz w:val="30"/>
+                <w:szCs w:val="40"/>
+              </w:rPr>
+              <w:t>–</w:t>
+            </w:r>
+            <w:r>
+              <w:rPr>
+                <w:rFonts w:ascii="BRH Devanagari Extra" w:hAnsi="BRH Devanagari Extra" w:cs="BRH Devanagari Extra"/>
+                <w:color w:val="000000"/>
+                <w:sz w:val="40"/>
+                <w:szCs w:val="40"/>
+              </w:rPr>
+              <w:t>qÉ</w:t>
+            </w:r>
+            <w:r>
+              <w:rPr>
+                <w:rFonts w:ascii="BRH Malayalam Extra" w:hAnsi="BRH Malayalam Extra" w:cs="BRH Devanagari Extra"/>
+                <w:color w:val="000000"/>
+                <w:sz w:val="30"/>
+                <w:szCs w:val="40"/>
+              </w:rPr>
+              <w:t>–</w:t>
+            </w:r>
+            <w:r>
+              <w:rPr>
+                <w:rFonts w:ascii="BRH Devanagari Extra" w:hAnsi="BRH Devanagari Extra" w:cs="BRH Devanagari Extra"/>
+                <w:color w:val="000000"/>
+                <w:sz w:val="40"/>
+                <w:szCs w:val="40"/>
+              </w:rPr>
+              <w:t>hrÉÉæþ ÌuÉ</w:t>
+            </w:r>
+            <w:r>
+              <w:rPr>
+                <w:rFonts w:ascii="BRH Malayalam Extra" w:hAnsi="BRH Malayalam Extra" w:cs="BRH Devanagari Extra"/>
+                <w:color w:val="000000"/>
+                <w:sz w:val="30"/>
+                <w:szCs w:val="40"/>
+              </w:rPr>
+              <w:t>–</w:t>
+            </w:r>
+            <w:r>
+              <w:rPr>
+                <w:rFonts w:ascii="BRH Devanagari Extra" w:hAnsi="BRH Devanagari Extra" w:cs="BRH Devanagari Extra"/>
+                <w:color w:val="000000"/>
+                <w:sz w:val="40"/>
+                <w:szCs w:val="40"/>
+              </w:rPr>
+              <w:t xml:space="preserve">µÉÉcÉÏÿ | </w:t>
+            </w:r>
+          </w:p>
+        </w:tc>
+      </w:tr>
+      <w:tr>
+        <w:trPr>
           <w:trHeight w:val="1671"/>
         </w:trPr>
         <w:tc>
@@ -1037,6 +1706,612 @@
               </w:rPr>
               <w:t>qÉÉxÉþÈ |</w:t>
             </w:r>
+          </w:p>
+        </w:tc>
+      </w:tr>
+      <w:tr>
+        <w:trPr>
+          <w:trHeight w:val="1721"/>
+        </w:trPr>
+        <w:tc>
+          <w:tcPr>
+            <w:tcW w:w="3906" w:type="dxa"/>
+          </w:tcPr>
+          <w:p>
+            <w:pPr>
+              <w:widowControl w:val="0"/>
+              <w:tabs>
+                <w:tab w:val="left" w:pos="993"/>
+              </w:tabs>
+              <w:autoSpaceDE w:val="0"/>
+              <w:autoSpaceDN w:val="0"/>
+              <w:adjustRightInd w:val="0"/>
+              <w:spacing w:before="0" w:line="240" w:lineRule="auto"/>
+              <w:ind w:right="297"/>
+              <w:rPr>
+                <w:rFonts w:cs="Arial"/>
+                <w:b/>
+                <w:sz w:val="28"/>
+                <w:szCs w:val="32"/>
+              </w:rPr>
+            </w:pPr>
+            <w:r>
+              <w:rPr>
+                <w:rFonts w:cs="Arial"/>
+                <w:b/>
+                <w:sz w:val="28"/>
+                <w:szCs w:val="32"/>
+              </w:rPr>
+              <w:t>T.S.4.4.9.1</w:t>
+            </w:r>
+            <w:r>
+              <w:rPr>
+                <w:rFonts w:cs="Arial"/>
+                <w:b/>
+                <w:sz w:val="28"/>
+                <w:szCs w:val="32"/>
+              </w:rPr>
+              <w:t xml:space="preserve"> – Kramam</w:t>
+            </w:r>
+          </w:p>
+          <w:p>
+            <w:pPr>
+              <w:widowControl w:val="0"/>
+              <w:tabs>
+                <w:tab w:val="left" w:pos="993"/>
+              </w:tabs>
+              <w:autoSpaceDE w:val="0"/>
+              <w:autoSpaceDN w:val="0"/>
+              <w:adjustRightInd w:val="0"/>
+              <w:spacing w:before="0" w:line="240" w:lineRule="auto"/>
+              <w:ind w:right="297"/>
+              <w:rPr>
+                <w:rFonts w:cs="Arial"/>
+                <w:b/>
+                <w:sz w:val="28"/>
+                <w:szCs w:val="32"/>
+              </w:rPr>
+            </w:pPr>
+            <w:r>
+              <w:rPr>
+                <w:rFonts w:cs="Arial"/>
+                <w:b/>
+                <w:sz w:val="28"/>
+                <w:szCs w:val="32"/>
+              </w:rPr>
+              <w:t xml:space="preserve">Krama Vaakyam No.– </w:t>
+            </w:r>
+            <w:r>
+              <w:rPr>
+                <w:rFonts w:cs="Arial"/>
+                <w:b/>
+                <w:sz w:val="28"/>
+                <w:szCs w:val="32"/>
+              </w:rPr>
+              <w:t>58</w:t>
+            </w:r>
+          </w:p>
+          <w:p>
+            <w:pPr>
+              <w:widowControl w:val="0"/>
+              <w:tabs>
+                <w:tab w:val="left" w:pos="993"/>
+              </w:tabs>
+              <w:autoSpaceDE w:val="0"/>
+              <w:autoSpaceDN w:val="0"/>
+              <w:adjustRightInd w:val="0"/>
+              <w:spacing w:before="0" w:line="240" w:lineRule="auto"/>
+              <w:ind w:right="297"/>
+              <w:rPr>
+                <w:rFonts w:cs="Arial"/>
+                <w:b/>
+                <w:sz w:val="28"/>
+                <w:szCs w:val="32"/>
+              </w:rPr>
+            </w:pPr>
+            <w:r>
+              <w:rPr>
+                <w:rFonts w:cs="Arial"/>
+                <w:b/>
+                <w:sz w:val="28"/>
+                <w:szCs w:val="32"/>
+              </w:rPr>
+              <w:t>Panchaati No</w:t>
+            </w:r>
+            <w:r>
+              <w:rPr>
+                <w:rFonts w:cs="Arial"/>
+                <w:b/>
+                <w:szCs w:val="32"/>
+              </w:rPr>
+              <w:t xml:space="preserve">. - </w:t>
+            </w:r>
+            <w:r>
+              <w:rPr>
+                <w:rFonts w:cs="Arial"/>
+                <w:b/>
+                <w:szCs w:val="32"/>
+              </w:rPr>
+              <w:t>25</w:t>
+            </w:r>
+          </w:p>
+        </w:tc>
+        <w:tc>
+          <w:tcPr>
+            <w:tcW w:w="5103" w:type="dxa"/>
+          </w:tcPr>
+          <w:p>
+            <w:pPr>
+              <w:widowControl w:val="0"/>
+              <w:autoSpaceDE w:val="0"/>
+              <w:autoSpaceDN w:val="0"/>
+              <w:adjustRightInd w:val="0"/>
+              <w:spacing w:before="0" w:line="240" w:lineRule="auto"/>
+              <w:ind w:right="-138"/>
+              <w:rPr>
+                <w:rFonts w:ascii="BRH Devanagari Extra" w:hAnsi="BRH Devanagari Extra" w:cs="BRH Devanagari Extra"/>
+                <w:color w:val="000000"/>
+                <w:sz w:val="40"/>
+                <w:szCs w:val="40"/>
+              </w:rPr>
+            </w:pPr>
+            <w:r>
+              <w:rPr>
+                <w:rFonts w:ascii="BRH Devanagari Extra" w:hAnsi="BRH Devanagari Extra" w:cs="BRH Devanagari Extra"/>
+                <w:color w:val="000000"/>
+                <w:sz w:val="40"/>
+                <w:szCs w:val="40"/>
+              </w:rPr>
+              <w:t>A</w:t>
+            </w:r>
+            <w:r>
+              <w:rPr>
+                <w:rFonts w:ascii="BRH Malayalam Extra" w:hAnsi="BRH Malayalam Extra" w:cs="BRH Devanagari Extra"/>
+                <w:color w:val="000000"/>
+                <w:sz w:val="30"/>
+                <w:szCs w:val="40"/>
+              </w:rPr>
+              <w:t>–</w:t>
+            </w:r>
+            <w:r>
+              <w:rPr>
+                <w:rFonts w:ascii="BRH Devanagari Extra" w:hAnsi="BRH Devanagari Extra" w:cs="BRH Devanagari Extra"/>
+                <w:color w:val="000000"/>
+                <w:sz w:val="40"/>
+                <w:szCs w:val="40"/>
+              </w:rPr>
+              <w:t>ÍpÉwÉÑþiÉÉåÅmÉÔiÉ</w:t>
+            </w:r>
+            <w:r>
+              <w:rPr>
+                <w:rFonts w:ascii="BRH Malayalam Extra" w:hAnsi="BRH Malayalam Extra" w:cs="BRH Devanagari Extra"/>
+                <w:color w:val="000000"/>
+                <w:sz w:val="30"/>
+                <w:szCs w:val="40"/>
+              </w:rPr>
+              <w:t>–</w:t>
+            </w:r>
+            <w:r>
+              <w:rPr>
+                <w:rFonts w:ascii="BRH Devanagari Extra" w:hAnsi="BRH Devanagari Extra" w:cs="BRH Devanagari Extra"/>
+                <w:color w:val="000000"/>
+                <w:sz w:val="40"/>
+                <w:szCs w:val="40"/>
+              </w:rPr>
+              <w:t xml:space="preserve">mÉÉÈ | </w:t>
+            </w:r>
+          </w:p>
+          <w:p>
+            <w:pPr>
+              <w:widowControl w:val="0"/>
+              <w:autoSpaceDE w:val="0"/>
+              <w:autoSpaceDN w:val="0"/>
+              <w:adjustRightInd w:val="0"/>
+              <w:spacing w:before="0" w:line="240" w:lineRule="auto"/>
+              <w:rPr>
+                <w:rFonts w:ascii="BRH Malayalam Extra" w:hAnsi="BRH Malayalam Extra" w:cs="BRH Malayalam Extra"/>
+                <w:color w:val="000000"/>
+                <w:sz w:val="40"/>
+                <w:szCs w:val="40"/>
+              </w:rPr>
+            </w:pPr>
+            <w:r>
+              <w:rPr>
+                <w:rFonts w:ascii="BRH Devanagari Extra" w:hAnsi="BRH Devanagari Extra" w:cs="BRH Devanagari Extra"/>
+                <w:color w:val="000000"/>
+                <w:sz w:val="40"/>
+                <w:szCs w:val="40"/>
+              </w:rPr>
+              <w:t>A</w:t>
+            </w:r>
+            <w:r>
+              <w:rPr>
+                <w:rFonts w:ascii="BRH Malayalam Extra" w:hAnsi="BRH Malayalam Extra" w:cs="BRH Devanagari Extra"/>
+                <w:color w:val="000000"/>
+                <w:sz w:val="30"/>
+                <w:szCs w:val="40"/>
+              </w:rPr>
+              <w:t>–</w:t>
+            </w:r>
+            <w:r>
+              <w:rPr>
+                <w:rFonts w:ascii="BRH Devanagari Extra" w:hAnsi="BRH Devanagari Extra" w:cs="BRH Devanagari Extra"/>
+                <w:color w:val="000000"/>
+                <w:sz w:val="40"/>
+                <w:szCs w:val="40"/>
+                <w:highlight w:val="yellow"/>
+              </w:rPr>
+              <w:t>ÍpÉ</w:t>
+            </w:r>
+            <w:r>
+              <w:rPr>
+                <w:rFonts w:ascii="BRH Devanagari Extra" w:hAnsi="BRH Devanagari Extra" w:cs="BRH Devanagari Extra"/>
+                <w:color w:val="000000"/>
+                <w:sz w:val="40"/>
+                <w:szCs w:val="40"/>
+              </w:rPr>
+              <w:t>þwÉÑiÉ</w:t>
+            </w:r>
+            <w:r>
+              <w:rPr>
+                <w:rFonts w:ascii="BRH Malayalam Extra" w:hAnsi="BRH Malayalam Extra" w:cs="BRH Devanagari Extra"/>
+                <w:color w:val="000000"/>
+                <w:sz w:val="30"/>
+                <w:szCs w:val="40"/>
+              </w:rPr>
+              <w:t>–</w:t>
+            </w:r>
+            <w:r>
+              <w:rPr>
+                <w:rFonts w:ascii="BRH Devanagari Extra" w:hAnsi="BRH Devanagari Extra" w:cs="BRH Devanagari Extra"/>
+                <w:color w:val="000000"/>
+                <w:sz w:val="40"/>
+                <w:szCs w:val="40"/>
+              </w:rPr>
+              <w:t xml:space="preserve"> </w:t>
+            </w:r>
+            <w:r>
+              <w:rPr>
+                <w:rFonts w:ascii="BRH Devanagari Extra" w:hAnsi="BRH Devanagari Extra" w:cs="BRH Devanagari Extra"/>
+                <w:color w:val="000000"/>
+                <w:sz w:val="40"/>
+                <w:szCs w:val="40"/>
+              </w:rPr>
+              <w:t>CirÉ</w:t>
+            </w:r>
+            <w:r>
+              <w:rPr>
+                <w:rFonts w:ascii="BRH Malayalam Extra" w:hAnsi="BRH Malayalam Extra" w:cs="BRH Devanagari Extra"/>
+                <w:color w:val="000000"/>
+                <w:sz w:val="30"/>
+                <w:szCs w:val="40"/>
+              </w:rPr>
+              <w:t>–</w:t>
+            </w:r>
+            <w:r>
+              <w:rPr>
+                <w:rFonts w:ascii="BRH Devanagari Extra" w:hAnsi="BRH Devanagari Extra" w:cs="BRH Devanagari Extra"/>
+                <w:color w:val="000000"/>
+                <w:sz w:val="40"/>
+                <w:szCs w:val="40"/>
+              </w:rPr>
+              <w:t>ÍpÉ - xÉÑ</w:t>
+            </w:r>
+            <w:r>
+              <w:rPr>
+                <w:rFonts w:ascii="BRH Malayalam Extra" w:hAnsi="BRH Malayalam Extra" w:cs="BRH Devanagari Extra"/>
+                <w:color w:val="000000"/>
+                <w:sz w:val="30"/>
+                <w:szCs w:val="40"/>
+              </w:rPr>
+              <w:t>–</w:t>
+            </w:r>
+            <w:r>
+              <w:rPr>
+                <w:rFonts w:ascii="BRH Devanagari Extra" w:hAnsi="BRH Devanagari Extra" w:cs="BRH Devanagari Extra"/>
+                <w:color w:val="000000"/>
+                <w:sz w:val="40"/>
+                <w:szCs w:val="40"/>
+              </w:rPr>
+              <w:t>iÉ</w:t>
+            </w:r>
+            <w:r>
+              <w:rPr>
+                <w:rFonts w:ascii="BRH Malayalam Extra" w:hAnsi="BRH Malayalam Extra" w:cs="BRH Devanagari Extra"/>
+                <w:color w:val="000000"/>
+                <w:sz w:val="30"/>
+                <w:szCs w:val="40"/>
+              </w:rPr>
+              <w:t>–</w:t>
+            </w:r>
+            <w:r>
+              <w:rPr>
+                <w:rFonts w:ascii="BRH Devanagari Extra" w:hAnsi="BRH Devanagari Extra" w:cs="BRH Devanagari Extra"/>
+                <w:color w:val="000000"/>
+                <w:sz w:val="40"/>
+                <w:szCs w:val="40"/>
+              </w:rPr>
+              <w:t>È |</w:t>
+            </w:r>
+          </w:p>
+        </w:tc>
+        <w:tc>
+          <w:tcPr>
+            <w:tcW w:w="5386" w:type="dxa"/>
+          </w:tcPr>
+          <w:p>
+            <w:pPr>
+              <w:widowControl w:val="0"/>
+              <w:autoSpaceDE w:val="0"/>
+              <w:autoSpaceDN w:val="0"/>
+              <w:adjustRightInd w:val="0"/>
+              <w:spacing w:before="0" w:line="240" w:lineRule="auto"/>
+              <w:ind w:right="-138"/>
+              <w:rPr>
+                <w:rFonts w:ascii="BRH Devanagari Extra" w:hAnsi="BRH Devanagari Extra" w:cs="BRH Devanagari Extra"/>
+                <w:color w:val="000000"/>
+                <w:sz w:val="40"/>
+                <w:szCs w:val="40"/>
+              </w:rPr>
+            </w:pPr>
+            <w:r>
+              <w:rPr>
+                <w:rFonts w:ascii="BRH Devanagari Extra" w:hAnsi="BRH Devanagari Extra" w:cs="BRH Devanagari Extra"/>
+                <w:color w:val="000000"/>
+                <w:sz w:val="40"/>
+                <w:szCs w:val="40"/>
+              </w:rPr>
+              <w:t>A</w:t>
+            </w:r>
+            <w:r>
+              <w:rPr>
+                <w:rFonts w:ascii="BRH Malayalam Extra" w:hAnsi="BRH Malayalam Extra" w:cs="BRH Devanagari Extra"/>
+                <w:color w:val="000000"/>
+                <w:sz w:val="30"/>
+                <w:szCs w:val="40"/>
+              </w:rPr>
+              <w:t>–</w:t>
+            </w:r>
+            <w:r>
+              <w:rPr>
+                <w:rFonts w:ascii="BRH Devanagari Extra" w:hAnsi="BRH Devanagari Extra" w:cs="BRH Devanagari Extra"/>
+                <w:color w:val="000000"/>
+                <w:sz w:val="40"/>
+                <w:szCs w:val="40"/>
+              </w:rPr>
+              <w:t>ÍpÉwÉÑþiÉÉåÅmÉÔiÉ</w:t>
+            </w:r>
+            <w:r>
+              <w:rPr>
+                <w:rFonts w:ascii="BRH Malayalam Extra" w:hAnsi="BRH Malayalam Extra" w:cs="BRH Devanagari Extra"/>
+                <w:color w:val="000000"/>
+                <w:sz w:val="30"/>
+                <w:szCs w:val="40"/>
+              </w:rPr>
+              <w:t>–</w:t>
+            </w:r>
+            <w:r>
+              <w:rPr>
+                <w:rFonts w:ascii="BRH Devanagari Extra" w:hAnsi="BRH Devanagari Extra" w:cs="BRH Devanagari Extra"/>
+                <w:color w:val="000000"/>
+                <w:sz w:val="40"/>
+                <w:szCs w:val="40"/>
+              </w:rPr>
+              <w:t xml:space="preserve">mÉÉÈ | </w:t>
+            </w:r>
+          </w:p>
+          <w:p>
+            <w:pPr>
+              <w:widowControl w:val="0"/>
+              <w:autoSpaceDE w:val="0"/>
+              <w:autoSpaceDN w:val="0"/>
+              <w:adjustRightInd w:val="0"/>
+              <w:spacing w:before="0" w:line="240" w:lineRule="auto"/>
+              <w:rPr>
+                <w:rFonts w:ascii="BRH Malayalam Extra" w:hAnsi="BRH Malayalam Extra" w:cs="BRH Malayalam Extra"/>
+                <w:color w:val="000000"/>
+                <w:sz w:val="40"/>
+                <w:szCs w:val="40"/>
+              </w:rPr>
+            </w:pPr>
+            <w:r>
+              <w:rPr>
+                <w:rFonts w:ascii="BRH Devanagari Extra" w:hAnsi="BRH Devanagari Extra" w:cs="BRH Devanagari Extra"/>
+                <w:color w:val="000000"/>
+                <w:sz w:val="40"/>
+                <w:szCs w:val="40"/>
+              </w:rPr>
+              <w:t>A</w:t>
+            </w:r>
+            <w:r>
+              <w:rPr>
+                <w:rFonts w:ascii="BRH Malayalam Extra" w:hAnsi="BRH Malayalam Extra" w:cs="BRH Devanagari Extra"/>
+                <w:color w:val="000000"/>
+                <w:sz w:val="30"/>
+                <w:szCs w:val="40"/>
+              </w:rPr>
+              <w:t>–</w:t>
+            </w:r>
+            <w:r>
+              <w:rPr>
+                <w:rFonts w:ascii="BRH Devanagari Extra" w:hAnsi="BRH Devanagari Extra" w:cs="BRH Devanagari Extra"/>
+                <w:color w:val="000000"/>
+                <w:sz w:val="40"/>
+                <w:szCs w:val="40"/>
+              </w:rPr>
+              <w:t>ÍpÉ</w:t>
+            </w:r>
+            <w:r>
+              <w:rPr>
+                <w:rFonts w:ascii="BRH Devanagari Extra" w:hAnsi="BRH Devanagari Extra" w:cs="BRH Devanagari Extra"/>
+                <w:color w:val="000000"/>
+                <w:sz w:val="40"/>
+                <w:szCs w:val="40"/>
+                <w:highlight w:val="green"/>
+              </w:rPr>
+              <w:t>wÉ</w:t>
+            </w:r>
+            <w:r>
+              <w:rPr>
+                <w:rFonts w:ascii="BRH Devanagari Extra" w:hAnsi="BRH Devanagari Extra" w:cs="BRH Devanagari Extra"/>
+                <w:color w:val="000000"/>
+                <w:sz w:val="40"/>
+                <w:szCs w:val="40"/>
+              </w:rPr>
+              <w:t>þÑiÉ</w:t>
+            </w:r>
+            <w:r>
+              <w:rPr>
+                <w:rFonts w:ascii="BRH Malayalam Extra" w:hAnsi="BRH Malayalam Extra" w:cs="BRH Devanagari Extra"/>
+                <w:color w:val="000000"/>
+                <w:sz w:val="30"/>
+                <w:szCs w:val="40"/>
+              </w:rPr>
+              <w:t>–</w:t>
+            </w:r>
+            <w:r>
+              <w:rPr>
+                <w:rFonts w:ascii="BRH Devanagari Extra" w:hAnsi="BRH Devanagari Extra" w:cs="BRH Devanagari Extra"/>
+                <w:color w:val="000000"/>
+                <w:sz w:val="40"/>
+                <w:szCs w:val="40"/>
+              </w:rPr>
+              <w:t xml:space="preserve"> </w:t>
+            </w:r>
+            <w:r>
+              <w:rPr>
+                <w:rFonts w:ascii="BRH Devanagari Extra" w:hAnsi="BRH Devanagari Extra" w:cs="BRH Devanagari Extra"/>
+                <w:color w:val="000000"/>
+                <w:sz w:val="40"/>
+                <w:szCs w:val="40"/>
+              </w:rPr>
+              <w:t>CirÉ</w:t>
+            </w:r>
+            <w:r>
+              <w:rPr>
+                <w:rFonts w:ascii="BRH Malayalam Extra" w:hAnsi="BRH Malayalam Extra" w:cs="BRH Devanagari Extra"/>
+                <w:color w:val="000000"/>
+                <w:sz w:val="30"/>
+                <w:szCs w:val="40"/>
+              </w:rPr>
+              <w:t>–</w:t>
+            </w:r>
+            <w:r>
+              <w:rPr>
+                <w:rFonts w:ascii="BRH Devanagari Extra" w:hAnsi="BRH Devanagari Extra" w:cs="BRH Devanagari Extra"/>
+                <w:color w:val="000000"/>
+                <w:sz w:val="40"/>
+                <w:szCs w:val="40"/>
+              </w:rPr>
+              <w:t>ÍpÉ - xÉÑ</w:t>
+            </w:r>
+            <w:r>
+              <w:rPr>
+                <w:rFonts w:ascii="BRH Malayalam Extra" w:hAnsi="BRH Malayalam Extra" w:cs="BRH Devanagari Extra"/>
+                <w:color w:val="000000"/>
+                <w:sz w:val="30"/>
+                <w:szCs w:val="40"/>
+              </w:rPr>
+              <w:t>–</w:t>
+            </w:r>
+            <w:r>
+              <w:rPr>
+                <w:rFonts w:ascii="BRH Devanagari Extra" w:hAnsi="BRH Devanagari Extra" w:cs="BRH Devanagari Extra"/>
+                <w:color w:val="000000"/>
+                <w:sz w:val="40"/>
+                <w:szCs w:val="40"/>
+              </w:rPr>
+              <w:t>iÉ</w:t>
+            </w:r>
+            <w:r>
+              <w:rPr>
+                <w:rFonts w:ascii="BRH Malayalam Extra" w:hAnsi="BRH Malayalam Extra" w:cs="BRH Devanagari Extra"/>
+                <w:color w:val="000000"/>
+                <w:sz w:val="30"/>
+                <w:szCs w:val="40"/>
+              </w:rPr>
+              <w:t>–</w:t>
+            </w:r>
+            <w:r>
+              <w:rPr>
+                <w:rFonts w:ascii="BRH Devanagari Extra" w:hAnsi="BRH Devanagari Extra" w:cs="BRH Devanagari Extra"/>
+                <w:color w:val="000000"/>
+                <w:sz w:val="40"/>
+                <w:szCs w:val="40"/>
+              </w:rPr>
+              <w:t>È |</w:t>
+            </w:r>
+          </w:p>
+        </w:tc>
+      </w:tr>
+      <w:tr>
+        <w:trPr>
+          <w:trHeight w:val="902"/>
+        </w:trPr>
+        <w:tc>
+          <w:tcPr>
+            <w:tcW w:w="3906" w:type="dxa"/>
+          </w:tcPr>
+          <w:p>
+            <w:pPr>
+              <w:widowControl w:val="0"/>
+              <w:tabs>
+                <w:tab w:val="left" w:pos="993"/>
+              </w:tabs>
+              <w:autoSpaceDE w:val="0"/>
+              <w:autoSpaceDN w:val="0"/>
+              <w:adjustRightInd w:val="0"/>
+              <w:spacing w:before="0" w:line="252" w:lineRule="auto"/>
+              <w:ind w:right="297"/>
+              <w:rPr>
+                <w:rFonts w:cs="Arial"/>
+                <w:b/>
+                <w:sz w:val="28"/>
+                <w:szCs w:val="32"/>
+              </w:rPr>
+            </w:pPr>
+          </w:p>
+        </w:tc>
+        <w:tc>
+          <w:tcPr>
+            <w:tcW w:w="5103" w:type="dxa"/>
+          </w:tcPr>
+          <w:p>
+            <w:pPr>
+              <w:widowControl w:val="0"/>
+              <w:autoSpaceDE w:val="0"/>
+              <w:autoSpaceDN w:val="0"/>
+              <w:adjustRightInd w:val="0"/>
+              <w:spacing w:before="0" w:line="240" w:lineRule="auto"/>
+              <w:ind w:right="-136"/>
+              <w:rPr>
+                <w:rFonts w:ascii="BRH Devanagari Extra" w:hAnsi="BRH Devanagari Extra" w:cs="BRH Devanagari Extra"/>
+                <w:color w:val="000000"/>
+                <w:sz w:val="40"/>
+                <w:szCs w:val="40"/>
+              </w:rPr>
+            </w:pPr>
+          </w:p>
+        </w:tc>
+        <w:tc>
+          <w:tcPr>
+            <w:tcW w:w="5386" w:type="dxa"/>
+          </w:tcPr>
+          <w:p>
+            <w:pPr>
+              <w:widowControl w:val="0"/>
+              <w:autoSpaceDE w:val="0"/>
+              <w:autoSpaceDN w:val="0"/>
+              <w:adjustRightInd w:val="0"/>
+              <w:spacing w:line="252" w:lineRule="auto"/>
+              <w:ind w:right="-138"/>
+              <w:rPr>
+                <w:rFonts w:ascii="BRH Devanagari Extra" w:hAnsi="BRH Devanagari Extra" w:cs="BRH Devanagari Extra"/>
+                <w:color w:val="000000"/>
+                <w:sz w:val="40"/>
+                <w:szCs w:val="40"/>
+              </w:rPr>
+            </w:pPr>
           </w:p>
         </w:tc>
       </w:tr>
@@ -1060,6 +2335,7 @@
           <w:szCs w:val="32"/>
           <w:u w:val="single"/>
         </w:rPr>
+        <w:lastRenderedPageBreak/>
         <w:t>==================</w:t>
       </w:r>
     </w:p>
@@ -1845,7 +3121,6 @@
                 <w:sz w:val="28"/>
                 <w:szCs w:val="32"/>
               </w:rPr>
-              <w:lastRenderedPageBreak/>
               <w:t>Panchaati No</w:t>
             </w:r>
             <w:r>
@@ -1898,7 +3173,6 @@
                 <w:sz w:val="40"/>
                 <w:szCs w:val="40"/>
               </w:rPr>
-              <w:lastRenderedPageBreak/>
               <w:t>iÉå</w:t>
             </w:r>
             <w:r>
@@ -2718,6 +3992,7 @@
                 <w:sz w:val="28"/>
                 <w:szCs w:val="32"/>
               </w:rPr>
+              <w:lastRenderedPageBreak/>
               <w:t>T.S.4.4.1.1 – Kramam</w:t>
             </w:r>
           </w:p>
@@ -3709,7 +4984,6 @@
                 <w:sz w:val="28"/>
                 <w:szCs w:val="32"/>
               </w:rPr>
-              <w:lastRenderedPageBreak/>
               <w:t>T.S.4.4.2.3 – Kramam</w:t>
             </w:r>
           </w:p>
@@ -5009,6 +6283,7 @@
                 <w:sz w:val="28"/>
                 <w:szCs w:val="32"/>
               </w:rPr>
+              <w:lastRenderedPageBreak/>
               <w:t>T.S.4.4.3.3 – Kramam</w:t>
             </w:r>
           </w:p>
@@ -5965,7 +7240,6 @@
                 <w:sz w:val="28"/>
                 <w:szCs w:val="32"/>
               </w:rPr>
-              <w:lastRenderedPageBreak/>
               <w:t>T.S.4.4.4.6 – Kramam</w:t>
             </w:r>
           </w:p>
@@ -7111,6 +8385,7 @@
                 <w:sz w:val="28"/>
                 <w:szCs w:val="32"/>
               </w:rPr>
+              <w:lastRenderedPageBreak/>
               <w:t>T.S.4.4.5.1 – Kramam</w:t>
             </w:r>
           </w:p>
@@ -8140,7 +9415,17 @@
                 <w:sz w:val="40"/>
                 <w:szCs w:val="40"/>
               </w:rPr>
-              <w:t xml:space="preserve">ÌwÉþhÉÉ | </w:t>
+              <w:t xml:space="preserve">ÌwÉþhÉÉ </w:t>
+            </w:r>
+            <w:proofErr w:type="gramStart"/>
+            <w:r>
+              <w:rPr>
+                <w:rFonts w:ascii="BRH Devanagari Extra" w:hAnsi="BRH Devanagari Extra" w:cs="BRH Devanagari Extra"/>
+                <w:color w:val="000000"/>
+                <w:sz w:val="40"/>
+                <w:szCs w:val="40"/>
+              </w:rPr>
+              <w:t xml:space="preserve">| </w:t>
             </w:r>
             <w:r>
               <w:rPr>
@@ -8158,6 +9443,7 @@
               </w:rPr>
               <w:t>(</w:t>
             </w:r>
+            <w:proofErr w:type="gramEnd"/>
             <w:r>
               <w:rPr>
                 <w:b/>
@@ -8210,7 +9496,6 @@
                 <w:sz w:val="28"/>
                 <w:szCs w:val="32"/>
               </w:rPr>
-              <w:lastRenderedPageBreak/>
               <w:t>T.S.4.4.9.1 – Kramam</w:t>
             </w:r>
           </w:p>
@@ -8469,8 +9754,17 @@
                 <w:b/>
                 <w:bCs/>
               </w:rPr>
-              <w:t>“rvo” )</w:t>
-            </w:r>
+              <w:t>“rvo</w:t>
+            </w:r>
+            <w:proofErr w:type="gramStart"/>
+            <w:r>
+              <w:rPr>
+                <w:b/>
+                <w:bCs/>
+              </w:rPr>
+              <w:t>” )</w:t>
+            </w:r>
+            <w:proofErr w:type="gramEnd"/>
           </w:p>
         </w:tc>
       </w:tr>
@@ -9177,7 +10471,17 @@
                 <w:sz w:val="40"/>
                 <w:szCs w:val="40"/>
               </w:rPr>
-              <w:t xml:space="preserve"> | </w:t>
+              <w:t xml:space="preserve"> </w:t>
+            </w:r>
+            <w:proofErr w:type="gramStart"/>
+            <w:r>
+              <w:rPr>
+                <w:rFonts w:ascii="BRH Devanagari Extra" w:hAnsi="BRH Devanagari Extra" w:cs="BRH Devanagari Extra"/>
+                <w:color w:val="000000"/>
+                <w:sz w:val="40"/>
+                <w:szCs w:val="40"/>
+              </w:rPr>
+              <w:t xml:space="preserve">| </w:t>
             </w:r>
             <w:r>
               <w:rPr>
@@ -9193,7 +10497,15 @@
                 <w:b/>
                 <w:bCs/>
               </w:rPr>
-              <w:t>(visargam inserted)</w:t>
+              <w:t>(</w:t>
+            </w:r>
+            <w:proofErr w:type="gramEnd"/>
+            <w:r>
+              <w:rPr>
+                <w:b/>
+                <w:bCs/>
+              </w:rPr>
+              <w:t>visargam inserted)</w:t>
             </w:r>
           </w:p>
         </w:tc>
@@ -9572,6 +10884,7 @@
                 <w:szCs w:val="40"/>
                 <w:highlight w:val="green"/>
               </w:rPr>
+              <w:lastRenderedPageBreak/>
               <w:t>mÉë</w:t>
             </w:r>
             <w:r>
@@ -9676,6 +10989,7 @@
                 <w:sz w:val="28"/>
                 <w:szCs w:val="32"/>
               </w:rPr>
+              <w:lastRenderedPageBreak/>
               <w:t>T.S.4.4.11.4 – Kramam</w:t>
             </w:r>
           </w:p>
@@ -10467,7 +11781,6 @@
           <w:szCs w:val="40"/>
           <w:lang w:val="en-IN" w:eastAsia="en-IN"/>
         </w:rPr>
-        <w:lastRenderedPageBreak/>
         <w:t xml:space="preserve">"zlÉ" </w:t>
       </w:r>
       <w:r>
@@ -10952,7 +12265,7 @@
 </file>
 
 <file path=word/endnotes.xml><?xml version="1.0" encoding="utf-8"?>
-<w:endnotes xmlns:wpc="http://schemas.microsoft.com/office/word/2010/wordprocessingCanvas" xmlns:cx="http://schemas.microsoft.com/office/drawing/2014/chartex" xmlns:cx1="http://schemas.microsoft.com/office/drawing/2015/9/8/chartex" xmlns:cx2="http://schemas.microsoft.com/office/drawing/2015/10/21/chartex" xmlns:cx3="http://schemas.microsoft.com/office/drawing/2016/5/9/chartex" xmlns:cx4="http://schemas.microsoft.com/office/drawing/2016/5/10/chartex" xmlns:cx5="http://schemas.microsoft.com/office/drawing/2016/5/11/chartex" xmlns:cx6="http://schemas.microsoft.com/office/drawing/2016/5/12/chartex" xmlns:cx7="http://schemas.microsoft.com/office/drawing/2016/5/13/chartex" xmlns:cx8="http://schemas.microsoft.com/office/drawing/2016/5/14/chartex" xmlns:mc="http://schemas.openxmlformats.org/markup-compatibility/2006" xmlns:aink="http://schemas.microsoft.com/office/drawing/2016/ink" xmlns:am3d="http://schemas.microsoft.com/office/drawing/2017/model3d" xmlns:o="urn:schemas-microsoft-com:office:office" xmlns:oel="http://schemas.microsoft.com/office/2019/extlst" xmlns:r="http://schemas.openxmlformats.org/officeDocument/2006/relationships" xmlns:m="http://schemas.openxmlformats.org/officeDocument/2006/math" xmlns:v="urn:schemas-microsoft-com:vml" xmlns:wp14="http://schemas.microsoft.com/office/word/2010/wordprocessingDrawing" xmlns:wp="http://schemas.openxmlformats.org/drawingml/2006/wordprocessingDrawing" xmlns:w10="urn:schemas-microsoft-com:office:word" xmlns:w="http://schemas.openxmlformats.org/wordprocessingml/2006/main" xmlns:w14="http://schemas.microsoft.com/office/word/2010/wordml" xmlns:w15="http://schemas.microsoft.com/office/word/2012/wordml" xmlns:w16cei="http://schemas.microsoft.com/office/word/2026/wordml/cei" xmlns:w16cex="http://schemas.microsoft.com/office/word/2018/wordml/cex" xmlns:w16cid="http://schemas.microsoft.com/office/word/2016/wordml/cid" xmlns:w16="http://schemas.microsoft.com/office/word/2018/wordml" xmlns:w16du="http://schemas.microsoft.com/office/word/2023/wordml/word16du" xmlns:w16sdtdh="http://schemas.microsoft.com/office/word/2020/wordml/sdtdatahash" xmlns:w16sdtfl="http://schemas.microsoft.com/office/word/2024/wordml/sdtformatlock" xmlns:w16se="http://schemas.microsoft.com/office/word/2015/wordml/symex" xmlns:wpg="http://schemas.microsoft.com/office/word/2010/wordprocessingGroup" xmlns:wpi="http://schemas.microsoft.com/office/word/2010/wordprocessingInk" xmlns:wne="http://schemas.microsoft.com/office/word/2006/wordml" xmlns:wps="http://schemas.microsoft.com/office/word/2010/wordprocessingShape" mc:Ignorable="w14 w15 w16se w16cid w16 w16cex w16sdtdh w16sdtfl w16du wp14">
+<w:endnotes xmlns:wpc="http://schemas.microsoft.com/office/word/2010/wordprocessingCanvas" xmlns:cx="http://schemas.microsoft.com/office/drawing/2014/chartex" xmlns:cx1="http://schemas.microsoft.com/office/drawing/2015/9/8/chartex" xmlns:cx2="http://schemas.microsoft.com/office/drawing/2015/10/21/chartex" xmlns:cx3="http://schemas.microsoft.com/office/drawing/2016/5/9/chartex" xmlns:cx4="http://schemas.microsoft.com/office/drawing/2016/5/10/chartex" xmlns:cx5="http://schemas.microsoft.com/office/drawing/2016/5/11/chartex" xmlns:cx6="http://schemas.microsoft.com/office/drawing/2016/5/12/chartex" xmlns:cx7="http://schemas.microsoft.com/office/drawing/2016/5/13/chartex" xmlns:cx8="http://schemas.microsoft.com/office/drawing/2016/5/14/chartex" xmlns:mc="http://schemas.openxmlformats.org/markup-compatibility/2006" xmlns:aink="http://schemas.microsoft.com/office/drawing/2016/ink" xmlns:am3d="http://schemas.microsoft.com/office/drawing/2017/model3d" xmlns:o="urn:schemas-microsoft-com:office:office" xmlns:oel="http://schemas.microsoft.com/office/2019/extlst" xmlns:r="http://schemas.openxmlformats.org/officeDocument/2006/relationships" xmlns:m="http://schemas.openxmlformats.org/officeDocument/2006/math" xmlns:v="urn:schemas-microsoft-com:vml" xmlns:wp14="http://schemas.microsoft.com/office/word/2010/wordprocessingDrawing" xmlns:wp="http://schemas.openxmlformats.org/drawingml/2006/wordprocessingDrawing" xmlns:w10="urn:schemas-microsoft-com:office:word" xmlns:w="http://schemas.openxmlformats.org/wordprocessingml/2006/main" xmlns:w14="http://schemas.microsoft.com/office/word/2010/wordml" xmlns:w15="http://schemas.microsoft.com/office/word/2012/wordml" xmlns:w16cex="http://schemas.microsoft.com/office/word/2018/wordml/cex" xmlns:w16cid="http://schemas.microsoft.com/office/word/2016/wordml/cid" xmlns:w16="http://schemas.microsoft.com/office/word/2018/wordml" xmlns:w16du="http://schemas.microsoft.com/office/word/2023/wordml/word16du" xmlns:w16sdtdh="http://schemas.microsoft.com/office/word/2020/wordml/sdtdatahash" xmlns:w16sdtfl="http://schemas.microsoft.com/office/word/2024/wordml/sdtformatlock" xmlns:w16se="http://schemas.microsoft.com/office/word/2015/wordml/symex" xmlns:wpg="http://schemas.microsoft.com/office/word/2010/wordprocessingGroup" xmlns:wpi="http://schemas.microsoft.com/office/word/2010/wordprocessingInk" xmlns:wne="http://schemas.microsoft.com/office/word/2006/wordml" xmlns:wps="http://schemas.microsoft.com/office/word/2010/wordprocessingShape" mc:Ignorable="w14 w15 w16se w16cid w16 w16cex w16sdtdh w16sdtfl w16du wp14">
   <w:endnote w:type="separator" w:id="-1">
     <w:p>
       <w:pPr>
@@ -10977,7 +12290,7 @@
 </file>
 
 <file path=word/footer1.xml><?xml version="1.0" encoding="utf-8"?>
-<w:ftr xmlns:wpc="http://schemas.microsoft.com/office/word/2010/wordprocessingCanvas" xmlns:cx="http://schemas.microsoft.com/office/drawing/2014/chartex" xmlns:cx1="http://schemas.microsoft.com/office/drawing/2015/9/8/chartex" xmlns:cx2="http://schemas.microsoft.com/office/drawing/2015/10/21/chartex" xmlns:cx3="http://schemas.microsoft.com/office/drawing/2016/5/9/chartex" xmlns:cx4="http://schemas.microsoft.com/office/drawing/2016/5/10/chartex" xmlns:cx5="http://schemas.microsoft.com/office/drawing/2016/5/11/chartex" xmlns:cx6="http://schemas.microsoft.com/office/drawing/2016/5/12/chartex" xmlns:cx7="http://schemas.microsoft.com/office/drawing/2016/5/13/chartex" xmlns:cx8="http://schemas.microsoft.com/office/drawing/2016/5/14/chartex" xmlns:mc="http://schemas.openxmlformats.org/markup-compatibility/2006" xmlns:aink="http://schemas.microsoft.com/office/drawing/2016/ink" xmlns:am3d="http://schemas.microsoft.com/office/drawing/2017/model3d" xmlns:o="urn:schemas-microsoft-com:office:office" xmlns:oel="http://schemas.microsoft.com/office/2019/extlst" xmlns:r="http://schemas.openxmlformats.org/officeDocument/2006/relationships" xmlns:m="http://schemas.openxmlformats.org/officeDocument/2006/math" xmlns:v="urn:schemas-microsoft-com:vml" xmlns:wp14="http://schemas.microsoft.com/office/word/2010/wordprocessingDrawing" xmlns:wp="http://schemas.openxmlformats.org/drawingml/2006/wordprocessingDrawing" xmlns:w10="urn:schemas-microsoft-com:office:word" xmlns:w="http://schemas.openxmlformats.org/wordprocessingml/2006/main" xmlns:w14="http://schemas.microsoft.com/office/word/2010/wordml" xmlns:w15="http://schemas.microsoft.com/office/word/2012/wordml" xmlns:w16cei="http://schemas.microsoft.com/office/word/2026/wordml/cei" xmlns:w16cex="http://schemas.microsoft.com/office/word/2018/wordml/cex" xmlns:w16cid="http://schemas.microsoft.com/office/word/2016/wordml/cid" xmlns:w16="http://schemas.microsoft.com/office/word/2018/wordml" xmlns:w16du="http://schemas.microsoft.com/office/word/2023/wordml/word16du" xmlns:w16sdtdh="http://schemas.microsoft.com/office/word/2020/wordml/sdtdatahash" xmlns:w16sdtfl="http://schemas.microsoft.com/office/word/2024/wordml/sdtformatlock" xmlns:w16se="http://schemas.microsoft.com/office/word/2015/wordml/symex" xmlns:wpg="http://schemas.microsoft.com/office/word/2010/wordprocessingGroup" xmlns:wpi="http://schemas.microsoft.com/office/word/2010/wordprocessingInk" xmlns:wne="http://schemas.microsoft.com/office/word/2006/wordml" xmlns:wps="http://schemas.microsoft.com/office/word/2010/wordprocessingShape" mc:Ignorable="w14 w15 w16se w16cid w16 w16cex w16sdtdh w16sdtfl w16du wp14">
+<w:ftr xmlns:wpc="http://schemas.microsoft.com/office/word/2010/wordprocessingCanvas" xmlns:cx="http://schemas.microsoft.com/office/drawing/2014/chartex" xmlns:cx1="http://schemas.microsoft.com/office/drawing/2015/9/8/chartex" xmlns:cx2="http://schemas.microsoft.com/office/drawing/2015/10/21/chartex" xmlns:cx3="http://schemas.microsoft.com/office/drawing/2016/5/9/chartex" xmlns:cx4="http://schemas.microsoft.com/office/drawing/2016/5/10/chartex" xmlns:cx5="http://schemas.microsoft.com/office/drawing/2016/5/11/chartex" xmlns:cx6="http://schemas.microsoft.com/office/drawing/2016/5/12/chartex" xmlns:cx7="http://schemas.microsoft.com/office/drawing/2016/5/13/chartex" xmlns:cx8="http://schemas.microsoft.com/office/drawing/2016/5/14/chartex" xmlns:mc="http://schemas.openxmlformats.org/markup-compatibility/2006" xmlns:aink="http://schemas.microsoft.com/office/drawing/2016/ink" xmlns:am3d="http://schemas.microsoft.com/office/drawing/2017/model3d" xmlns:o="urn:schemas-microsoft-com:office:office" xmlns:oel="http://schemas.microsoft.com/office/2019/extlst" xmlns:r="http://schemas.openxmlformats.org/officeDocument/2006/relationships" xmlns:m="http://schemas.openxmlformats.org/officeDocument/2006/math" xmlns:v="urn:schemas-microsoft-com:vml" xmlns:wp14="http://schemas.microsoft.com/office/word/2010/wordprocessingDrawing" xmlns:wp="http://schemas.openxmlformats.org/drawingml/2006/wordprocessingDrawing" xmlns:w10="urn:schemas-microsoft-com:office:word" xmlns:w="http://schemas.openxmlformats.org/wordprocessingml/2006/main" xmlns:w14="http://schemas.microsoft.com/office/word/2010/wordml" xmlns:w15="http://schemas.microsoft.com/office/word/2012/wordml" xmlns:w16cex="http://schemas.microsoft.com/office/word/2018/wordml/cex" xmlns:w16cid="http://schemas.microsoft.com/office/word/2016/wordml/cid" xmlns:w16="http://schemas.microsoft.com/office/word/2018/wordml" xmlns:w16du="http://schemas.microsoft.com/office/word/2023/wordml/word16du" xmlns:w16sdtdh="http://schemas.microsoft.com/office/word/2020/wordml/sdtdatahash" xmlns:w16sdtfl="http://schemas.microsoft.com/office/word/2024/wordml/sdtformatlock" xmlns:w16se="http://schemas.microsoft.com/office/word/2015/wordml/symex" xmlns:wpg="http://schemas.microsoft.com/office/word/2010/wordprocessingGroup" xmlns:wpi="http://schemas.microsoft.com/office/word/2010/wordprocessingInk" xmlns:wne="http://schemas.microsoft.com/office/word/2006/wordml" xmlns:wps="http://schemas.microsoft.com/office/word/2010/wordprocessingShape" mc:Ignorable="w14 w15 w16se w16cid w16 w16cex w16sdtdh w16sdtfl w16du wp14">
   <w:p>
     <w:pPr>
       <w:pBdr>
@@ -11187,7 +12500,7 @@
 </file>
 
 <file path=word/footer2.xml><?xml version="1.0" encoding="utf-8"?>
-<w:ftr xmlns:wpc="http://schemas.microsoft.com/office/word/2010/wordprocessingCanvas" xmlns:cx="http://schemas.microsoft.com/office/drawing/2014/chartex" xmlns:cx1="http://schemas.microsoft.com/office/drawing/2015/9/8/chartex" xmlns:cx2="http://schemas.microsoft.com/office/drawing/2015/10/21/chartex" xmlns:cx3="http://schemas.microsoft.com/office/drawing/2016/5/9/chartex" xmlns:cx4="http://schemas.microsoft.com/office/drawing/2016/5/10/chartex" xmlns:cx5="http://schemas.microsoft.com/office/drawing/2016/5/11/chartex" xmlns:cx6="http://schemas.microsoft.com/office/drawing/2016/5/12/chartex" xmlns:cx7="http://schemas.microsoft.com/office/drawing/2016/5/13/chartex" xmlns:cx8="http://schemas.microsoft.com/office/drawing/2016/5/14/chartex" xmlns:mc="http://schemas.openxmlformats.org/markup-compatibility/2006" xmlns:aink="http://schemas.microsoft.com/office/drawing/2016/ink" xmlns:am3d="http://schemas.microsoft.com/office/drawing/2017/model3d" xmlns:o="urn:schemas-microsoft-com:office:office" xmlns:oel="http://schemas.microsoft.com/office/2019/extlst" xmlns:r="http://schemas.openxmlformats.org/officeDocument/2006/relationships" xmlns:m="http://schemas.openxmlformats.org/officeDocument/2006/math" xmlns:v="urn:schemas-microsoft-com:vml" xmlns:wp14="http://schemas.microsoft.com/office/word/2010/wordprocessingDrawing" xmlns:wp="http://schemas.openxmlformats.org/drawingml/2006/wordprocessingDrawing" xmlns:w10="urn:schemas-microsoft-com:office:word" xmlns:w="http://schemas.openxmlformats.org/wordprocessingml/2006/main" xmlns:w14="http://schemas.microsoft.com/office/word/2010/wordml" xmlns:w15="http://schemas.microsoft.com/office/word/2012/wordml" xmlns:w16cei="http://schemas.microsoft.com/office/word/2026/wordml/cei" xmlns:w16cex="http://schemas.microsoft.com/office/word/2018/wordml/cex" xmlns:w16cid="http://schemas.microsoft.com/office/word/2016/wordml/cid" xmlns:w16="http://schemas.microsoft.com/office/word/2018/wordml" xmlns:w16du="http://schemas.microsoft.com/office/word/2023/wordml/word16du" xmlns:w16sdtdh="http://schemas.microsoft.com/office/word/2020/wordml/sdtdatahash" xmlns:w16sdtfl="http://schemas.microsoft.com/office/word/2024/wordml/sdtformatlock" xmlns:w16se="http://schemas.microsoft.com/office/word/2015/wordml/symex" xmlns:wpg="http://schemas.microsoft.com/office/word/2010/wordprocessingGroup" xmlns:wpi="http://schemas.microsoft.com/office/word/2010/wordprocessingInk" xmlns:wne="http://schemas.microsoft.com/office/word/2006/wordml" xmlns:wps="http://schemas.microsoft.com/office/word/2010/wordprocessingShape" mc:Ignorable="w14 w15 w16se w16cid w16 w16cex w16sdtdh w16sdtfl w16du wp14">
+<w:ftr xmlns:wpc="http://schemas.microsoft.com/office/word/2010/wordprocessingCanvas" xmlns:cx="http://schemas.microsoft.com/office/drawing/2014/chartex" xmlns:cx1="http://schemas.microsoft.com/office/drawing/2015/9/8/chartex" xmlns:cx2="http://schemas.microsoft.com/office/drawing/2015/10/21/chartex" xmlns:cx3="http://schemas.microsoft.com/office/drawing/2016/5/9/chartex" xmlns:cx4="http://schemas.microsoft.com/office/drawing/2016/5/10/chartex" xmlns:cx5="http://schemas.microsoft.com/office/drawing/2016/5/11/chartex" xmlns:cx6="http://schemas.microsoft.com/office/drawing/2016/5/12/chartex" xmlns:cx7="http://schemas.microsoft.com/office/drawing/2016/5/13/chartex" xmlns:cx8="http://schemas.microsoft.com/office/drawing/2016/5/14/chartex" xmlns:mc="http://schemas.openxmlformats.org/markup-compatibility/2006" xmlns:aink="http://schemas.microsoft.com/office/drawing/2016/ink" xmlns:am3d="http://schemas.microsoft.com/office/drawing/2017/model3d" xmlns:o="urn:schemas-microsoft-com:office:office" xmlns:oel="http://schemas.microsoft.com/office/2019/extlst" xmlns:r="http://schemas.openxmlformats.org/officeDocument/2006/relationships" xmlns:m="http://schemas.openxmlformats.org/officeDocument/2006/math" xmlns:v="urn:schemas-microsoft-com:vml" xmlns:wp14="http://schemas.microsoft.com/office/word/2010/wordprocessingDrawing" xmlns:wp="http://schemas.openxmlformats.org/drawingml/2006/wordprocessingDrawing" xmlns:w10="urn:schemas-microsoft-com:office:word" xmlns:w="http://schemas.openxmlformats.org/wordprocessingml/2006/main" xmlns:w14="http://schemas.microsoft.com/office/word/2010/wordml" xmlns:w15="http://schemas.microsoft.com/office/word/2012/wordml" xmlns:w16cex="http://schemas.microsoft.com/office/word/2018/wordml/cex" xmlns:w16cid="http://schemas.microsoft.com/office/word/2016/wordml/cid" xmlns:w16="http://schemas.microsoft.com/office/word/2018/wordml" xmlns:w16du="http://schemas.microsoft.com/office/word/2023/wordml/word16du" xmlns:w16sdtdh="http://schemas.microsoft.com/office/word/2020/wordml/sdtdatahash" xmlns:w16sdtfl="http://schemas.microsoft.com/office/word/2024/wordml/sdtformatlock" xmlns:w16se="http://schemas.microsoft.com/office/word/2015/wordml/symex" xmlns:wpg="http://schemas.microsoft.com/office/word/2010/wordprocessingGroup" xmlns:wpi="http://schemas.microsoft.com/office/word/2010/wordprocessingInk" xmlns:wne="http://schemas.microsoft.com/office/word/2006/wordml" xmlns:wps="http://schemas.microsoft.com/office/word/2010/wordprocessingShape" mc:Ignorable="w14 w15 w16se w16cid w16 w16cex w16sdtdh w16sdtfl w16du wp14">
   <w:p>
     <w:pPr>
       <w:pBdr>
@@ -11403,7 +12716,7 @@
 </file>
 
 <file path=word/footnotes.xml><?xml version="1.0" encoding="utf-8"?>
-<w:footnotes xmlns:wpc="http://schemas.microsoft.com/office/word/2010/wordprocessingCanvas" xmlns:cx="http://schemas.microsoft.com/office/drawing/2014/chartex" xmlns:cx1="http://schemas.microsoft.com/office/drawing/2015/9/8/chartex" xmlns:cx2="http://schemas.microsoft.com/office/drawing/2015/10/21/chartex" xmlns:cx3="http://schemas.microsoft.com/office/drawing/2016/5/9/chartex" xmlns:cx4="http://schemas.microsoft.com/office/drawing/2016/5/10/chartex" xmlns:cx5="http://schemas.microsoft.com/office/drawing/2016/5/11/chartex" xmlns:cx6="http://schemas.microsoft.com/office/drawing/2016/5/12/chartex" xmlns:cx7="http://schemas.microsoft.com/office/drawing/2016/5/13/chartex" xmlns:cx8="http://schemas.microsoft.com/office/drawing/2016/5/14/chartex" xmlns:mc="http://schemas.openxmlformats.org/markup-compatibility/2006" xmlns:aink="http://schemas.microsoft.com/office/drawing/2016/ink" xmlns:am3d="http://schemas.microsoft.com/office/drawing/2017/model3d" xmlns:o="urn:schemas-microsoft-com:office:office" xmlns:oel="http://schemas.microsoft.com/office/2019/extlst" xmlns:r="http://schemas.openxmlformats.org/officeDocument/2006/relationships" xmlns:m="http://schemas.openxmlformats.org/officeDocument/2006/math" xmlns:v="urn:schemas-microsoft-com:vml" xmlns:wp14="http://schemas.microsoft.com/office/word/2010/wordprocessingDrawing" xmlns:wp="http://schemas.openxmlformats.org/drawingml/2006/wordprocessingDrawing" xmlns:w10="urn:schemas-microsoft-com:office:word" xmlns:w="http://schemas.openxmlformats.org/wordprocessingml/2006/main" xmlns:w14="http://schemas.microsoft.com/office/word/2010/wordml" xmlns:w15="http://schemas.microsoft.com/office/word/2012/wordml" xmlns:w16cei="http://schemas.microsoft.com/office/word/2026/wordml/cei" xmlns:w16cex="http://schemas.microsoft.com/office/word/2018/wordml/cex" xmlns:w16cid="http://schemas.microsoft.com/office/word/2016/wordml/cid" xmlns:w16="http://schemas.microsoft.com/office/word/2018/wordml" xmlns:w16du="http://schemas.microsoft.com/office/word/2023/wordml/word16du" xmlns:w16sdtdh="http://schemas.microsoft.com/office/word/2020/wordml/sdtdatahash" xmlns:w16sdtfl="http://schemas.microsoft.com/office/word/2024/wordml/sdtformatlock" xmlns:w16se="http://schemas.microsoft.com/office/word/2015/wordml/symex" xmlns:wpg="http://schemas.microsoft.com/office/word/2010/wordprocessingGroup" xmlns:wpi="http://schemas.microsoft.com/office/word/2010/wordprocessingInk" xmlns:wne="http://schemas.microsoft.com/office/word/2006/wordml" xmlns:wps="http://schemas.microsoft.com/office/word/2010/wordprocessingShape" mc:Ignorable="w14 w15 w16se w16cid w16 w16cex w16sdtdh w16sdtfl w16du wp14">
+<w:footnotes xmlns:wpc="http://schemas.microsoft.com/office/word/2010/wordprocessingCanvas" xmlns:cx="http://schemas.microsoft.com/office/drawing/2014/chartex" xmlns:cx1="http://schemas.microsoft.com/office/drawing/2015/9/8/chartex" xmlns:cx2="http://schemas.microsoft.com/office/drawing/2015/10/21/chartex" xmlns:cx3="http://schemas.microsoft.com/office/drawing/2016/5/9/chartex" xmlns:cx4="http://schemas.microsoft.com/office/drawing/2016/5/10/chartex" xmlns:cx5="http://schemas.microsoft.com/office/drawing/2016/5/11/chartex" xmlns:cx6="http://schemas.microsoft.com/office/drawing/2016/5/12/chartex" xmlns:cx7="http://schemas.microsoft.com/office/drawing/2016/5/13/chartex" xmlns:cx8="http://schemas.microsoft.com/office/drawing/2016/5/14/chartex" xmlns:mc="http://schemas.openxmlformats.org/markup-compatibility/2006" xmlns:aink="http://schemas.microsoft.com/office/drawing/2016/ink" xmlns:am3d="http://schemas.microsoft.com/office/drawing/2017/model3d" xmlns:o="urn:schemas-microsoft-com:office:office" xmlns:oel="http://schemas.microsoft.com/office/2019/extlst" xmlns:r="http://schemas.openxmlformats.org/officeDocument/2006/relationships" xmlns:m="http://schemas.openxmlformats.org/officeDocument/2006/math" xmlns:v="urn:schemas-microsoft-com:vml" xmlns:wp14="http://schemas.microsoft.com/office/word/2010/wordprocessingDrawing" xmlns:wp="http://schemas.openxmlformats.org/drawingml/2006/wordprocessingDrawing" xmlns:w10="urn:schemas-microsoft-com:office:word" xmlns:w="http://schemas.openxmlformats.org/wordprocessingml/2006/main" xmlns:w14="http://schemas.microsoft.com/office/word/2010/wordml" xmlns:w15="http://schemas.microsoft.com/office/word/2012/wordml" xmlns:w16cex="http://schemas.microsoft.com/office/word/2018/wordml/cex" xmlns:w16cid="http://schemas.microsoft.com/office/word/2016/wordml/cid" xmlns:w16="http://schemas.microsoft.com/office/word/2018/wordml" xmlns:w16du="http://schemas.microsoft.com/office/word/2023/wordml/word16du" xmlns:w16sdtdh="http://schemas.microsoft.com/office/word/2020/wordml/sdtdatahash" xmlns:w16sdtfl="http://schemas.microsoft.com/office/word/2024/wordml/sdtformatlock" xmlns:w16se="http://schemas.microsoft.com/office/word/2015/wordml/symex" xmlns:wpg="http://schemas.microsoft.com/office/word/2010/wordprocessingGroup" xmlns:wpi="http://schemas.microsoft.com/office/word/2010/wordprocessingInk" xmlns:wne="http://schemas.microsoft.com/office/word/2006/wordml" xmlns:wps="http://schemas.microsoft.com/office/word/2010/wordprocessingShape" mc:Ignorable="w14 w15 w16se w16cid w16 w16cex w16sdtdh w16sdtfl w16du wp14">
   <w:footnote w:type="separator" w:id="-1">
     <w:p>
       <w:pPr>
@@ -11428,7 +12741,7 @@
 </file>
 
 <file path=word/header1.xml><?xml version="1.0" encoding="utf-8"?>
-<w:hdr xmlns:wpc="http://schemas.microsoft.com/office/word/2010/wordprocessingCanvas" xmlns:cx="http://schemas.microsoft.com/office/drawing/2014/chartex" xmlns:cx1="http://schemas.microsoft.com/office/drawing/2015/9/8/chartex" xmlns:cx2="http://schemas.microsoft.com/office/drawing/2015/10/21/chartex" xmlns:cx3="http://schemas.microsoft.com/office/drawing/2016/5/9/chartex" xmlns:cx4="http://schemas.microsoft.com/office/drawing/2016/5/10/chartex" xmlns:cx5="http://schemas.microsoft.com/office/drawing/2016/5/11/chartex" xmlns:cx6="http://schemas.microsoft.com/office/drawing/2016/5/12/chartex" xmlns:cx7="http://schemas.microsoft.com/office/drawing/2016/5/13/chartex" xmlns:cx8="http://schemas.microsoft.com/office/drawing/2016/5/14/chartex" xmlns:mc="http://schemas.openxmlformats.org/markup-compatibility/2006" xmlns:aink="http://schemas.microsoft.com/office/drawing/2016/ink" xmlns:am3d="http://schemas.microsoft.com/office/drawing/2017/model3d" xmlns:o="urn:schemas-microsoft-com:office:office" xmlns:oel="http://schemas.microsoft.com/office/2019/extlst" xmlns:r="http://schemas.openxmlformats.org/officeDocument/2006/relationships" xmlns:m="http://schemas.openxmlformats.org/officeDocument/2006/math" xmlns:v="urn:schemas-microsoft-com:vml" xmlns:wp14="http://schemas.microsoft.com/office/word/2010/wordprocessingDrawing" xmlns:wp="http://schemas.openxmlformats.org/drawingml/2006/wordprocessingDrawing" xmlns:w10="urn:schemas-microsoft-com:office:word" xmlns:w="http://schemas.openxmlformats.org/wordprocessingml/2006/main" xmlns:w14="http://schemas.microsoft.com/office/word/2010/wordml" xmlns:w15="http://schemas.microsoft.com/office/word/2012/wordml" xmlns:w16cei="http://schemas.microsoft.com/office/word/2026/wordml/cei" xmlns:w16cex="http://schemas.microsoft.com/office/word/2018/wordml/cex" xmlns:w16cid="http://schemas.microsoft.com/office/word/2016/wordml/cid" xmlns:w16="http://schemas.microsoft.com/office/word/2018/wordml" xmlns:w16du="http://schemas.microsoft.com/office/word/2023/wordml/word16du" xmlns:w16sdtdh="http://schemas.microsoft.com/office/word/2020/wordml/sdtdatahash" xmlns:w16sdtfl="http://schemas.microsoft.com/office/word/2024/wordml/sdtformatlock" xmlns:w16se="http://schemas.microsoft.com/office/word/2015/wordml/symex" xmlns:wpg="http://schemas.microsoft.com/office/word/2010/wordprocessingGroup" xmlns:wpi="http://schemas.microsoft.com/office/word/2010/wordprocessingInk" xmlns:wne="http://schemas.microsoft.com/office/word/2006/wordml" xmlns:wps="http://schemas.microsoft.com/office/word/2010/wordprocessingShape" mc:Ignorable="w14 w15 w16se w16cid w16 w16cex w16sdtdh w16sdtfl w16du wp14">
+<w:hdr xmlns:wpc="http://schemas.microsoft.com/office/word/2010/wordprocessingCanvas" xmlns:cx="http://schemas.microsoft.com/office/drawing/2014/chartex" xmlns:cx1="http://schemas.microsoft.com/office/drawing/2015/9/8/chartex" xmlns:cx2="http://schemas.microsoft.com/office/drawing/2015/10/21/chartex" xmlns:cx3="http://schemas.microsoft.com/office/drawing/2016/5/9/chartex" xmlns:cx4="http://schemas.microsoft.com/office/drawing/2016/5/10/chartex" xmlns:cx5="http://schemas.microsoft.com/office/drawing/2016/5/11/chartex" xmlns:cx6="http://schemas.microsoft.com/office/drawing/2016/5/12/chartex" xmlns:cx7="http://schemas.microsoft.com/office/drawing/2016/5/13/chartex" xmlns:cx8="http://schemas.microsoft.com/office/drawing/2016/5/14/chartex" xmlns:mc="http://schemas.openxmlformats.org/markup-compatibility/2006" xmlns:aink="http://schemas.microsoft.com/office/drawing/2016/ink" xmlns:am3d="http://schemas.microsoft.com/office/drawing/2017/model3d" xmlns:o="urn:schemas-microsoft-com:office:office" xmlns:oel="http://schemas.microsoft.com/office/2019/extlst" xmlns:r="http://schemas.openxmlformats.org/officeDocument/2006/relationships" xmlns:m="http://schemas.openxmlformats.org/officeDocument/2006/math" xmlns:v="urn:schemas-microsoft-com:vml" xmlns:wp14="http://schemas.microsoft.com/office/word/2010/wordprocessingDrawing" xmlns:wp="http://schemas.openxmlformats.org/drawingml/2006/wordprocessingDrawing" xmlns:w10="urn:schemas-microsoft-com:office:word" xmlns:w="http://schemas.openxmlformats.org/wordprocessingml/2006/main" xmlns:w14="http://schemas.microsoft.com/office/word/2010/wordml" xmlns:w15="http://schemas.microsoft.com/office/word/2012/wordml" xmlns:w16cex="http://schemas.microsoft.com/office/word/2018/wordml/cex" xmlns:w16cid="http://schemas.microsoft.com/office/word/2016/wordml/cid" xmlns:w16="http://schemas.microsoft.com/office/word/2018/wordml" xmlns:w16du="http://schemas.microsoft.com/office/word/2023/wordml/word16du" xmlns:w16sdtdh="http://schemas.microsoft.com/office/word/2020/wordml/sdtdatahash" xmlns:w16sdtfl="http://schemas.microsoft.com/office/word/2024/wordml/sdtformatlock" xmlns:w16se="http://schemas.microsoft.com/office/word/2015/wordml/symex" xmlns:wpg="http://schemas.microsoft.com/office/word/2010/wordprocessingGroup" xmlns:wpi="http://schemas.microsoft.com/office/word/2010/wordprocessingInk" xmlns:wne="http://schemas.microsoft.com/office/word/2006/wordml" xmlns:wps="http://schemas.microsoft.com/office/word/2010/wordprocessingShape" mc:Ignorable="w14 w15 w16se w16cid w16 w16cex w16sdtdh w16sdtfl w16du wp14">
   <w:p>
     <w:pPr>
       <w:pStyle w:val="Header"/>
@@ -11441,7 +12754,7 @@
 </file>
 
 <file path=word/header2.xml><?xml version="1.0" encoding="utf-8"?>
-<w:hdr xmlns:wpc="http://schemas.microsoft.com/office/word/2010/wordprocessingCanvas" xmlns:cx="http://schemas.microsoft.com/office/drawing/2014/chartex" xmlns:cx1="http://schemas.microsoft.com/office/drawing/2015/9/8/chartex" xmlns:cx2="http://schemas.microsoft.com/office/drawing/2015/10/21/chartex" xmlns:cx3="http://schemas.microsoft.com/office/drawing/2016/5/9/chartex" xmlns:cx4="http://schemas.microsoft.com/office/drawing/2016/5/10/chartex" xmlns:cx5="http://schemas.microsoft.com/office/drawing/2016/5/11/chartex" xmlns:cx6="http://schemas.microsoft.com/office/drawing/2016/5/12/chartex" xmlns:cx7="http://schemas.microsoft.com/office/drawing/2016/5/13/chartex" xmlns:cx8="http://schemas.microsoft.com/office/drawing/2016/5/14/chartex" xmlns:mc="http://schemas.openxmlformats.org/markup-compatibility/2006" xmlns:aink="http://schemas.microsoft.com/office/drawing/2016/ink" xmlns:am3d="http://schemas.microsoft.com/office/drawing/2017/model3d" xmlns:o="urn:schemas-microsoft-com:office:office" xmlns:oel="http://schemas.microsoft.com/office/2019/extlst" xmlns:r="http://schemas.openxmlformats.org/officeDocument/2006/relationships" xmlns:m="http://schemas.openxmlformats.org/officeDocument/2006/math" xmlns:v="urn:schemas-microsoft-com:vml" xmlns:wp14="http://schemas.microsoft.com/office/word/2010/wordprocessingDrawing" xmlns:wp="http://schemas.openxmlformats.org/drawingml/2006/wordprocessingDrawing" xmlns:w10="urn:schemas-microsoft-com:office:word" xmlns:w="http://schemas.openxmlformats.org/wordprocessingml/2006/main" xmlns:w14="http://schemas.microsoft.com/office/word/2010/wordml" xmlns:w15="http://schemas.microsoft.com/office/word/2012/wordml" xmlns:w16cei="http://schemas.microsoft.com/office/word/2026/wordml/cei" xmlns:w16cex="http://schemas.microsoft.com/office/word/2018/wordml/cex" xmlns:w16cid="http://schemas.microsoft.com/office/word/2016/wordml/cid" xmlns:w16="http://schemas.microsoft.com/office/word/2018/wordml" xmlns:w16du="http://schemas.microsoft.com/office/word/2023/wordml/word16du" xmlns:w16sdtdh="http://schemas.microsoft.com/office/word/2020/wordml/sdtdatahash" xmlns:w16sdtfl="http://schemas.microsoft.com/office/word/2024/wordml/sdtformatlock" xmlns:w16se="http://schemas.microsoft.com/office/word/2015/wordml/symex" xmlns:wpg="http://schemas.microsoft.com/office/word/2010/wordprocessingGroup" xmlns:wpi="http://schemas.microsoft.com/office/word/2010/wordprocessingInk" xmlns:wne="http://schemas.microsoft.com/office/word/2006/wordml" xmlns:wps="http://schemas.microsoft.com/office/word/2010/wordprocessingShape" mc:Ignorable="w14 w15 w16se w16cid w16 w16cex w16sdtdh w16sdtfl w16du wp14">
+<w:hdr xmlns:wpc="http://schemas.microsoft.com/office/word/2010/wordprocessingCanvas" xmlns:cx="http://schemas.microsoft.com/office/drawing/2014/chartex" xmlns:cx1="http://schemas.microsoft.com/office/drawing/2015/9/8/chartex" xmlns:cx2="http://schemas.microsoft.com/office/drawing/2015/10/21/chartex" xmlns:cx3="http://schemas.microsoft.com/office/drawing/2016/5/9/chartex" xmlns:cx4="http://schemas.microsoft.com/office/drawing/2016/5/10/chartex" xmlns:cx5="http://schemas.microsoft.com/office/drawing/2016/5/11/chartex" xmlns:cx6="http://schemas.microsoft.com/office/drawing/2016/5/12/chartex" xmlns:cx7="http://schemas.microsoft.com/office/drawing/2016/5/13/chartex" xmlns:cx8="http://schemas.microsoft.com/office/drawing/2016/5/14/chartex" xmlns:mc="http://schemas.openxmlformats.org/markup-compatibility/2006" xmlns:aink="http://schemas.microsoft.com/office/drawing/2016/ink" xmlns:am3d="http://schemas.microsoft.com/office/drawing/2017/model3d" xmlns:o="urn:schemas-microsoft-com:office:office" xmlns:oel="http://schemas.microsoft.com/office/2019/extlst" xmlns:r="http://schemas.openxmlformats.org/officeDocument/2006/relationships" xmlns:m="http://schemas.openxmlformats.org/officeDocument/2006/math" xmlns:v="urn:schemas-microsoft-com:vml" xmlns:wp14="http://schemas.microsoft.com/office/word/2010/wordprocessingDrawing" xmlns:wp="http://schemas.openxmlformats.org/drawingml/2006/wordprocessingDrawing" xmlns:w10="urn:schemas-microsoft-com:office:word" xmlns:w="http://schemas.openxmlformats.org/wordprocessingml/2006/main" xmlns:w14="http://schemas.microsoft.com/office/word/2010/wordml" xmlns:w15="http://schemas.microsoft.com/office/word/2012/wordml" xmlns:w16cex="http://schemas.microsoft.com/office/word/2018/wordml/cex" xmlns:w16cid="http://schemas.microsoft.com/office/word/2016/wordml/cid" xmlns:w16="http://schemas.microsoft.com/office/word/2018/wordml" xmlns:w16du="http://schemas.microsoft.com/office/word/2023/wordml/word16du" xmlns:w16sdtdh="http://schemas.microsoft.com/office/word/2020/wordml/sdtdatahash" xmlns:w16sdtfl="http://schemas.microsoft.com/office/word/2024/wordml/sdtformatlock" xmlns:w16se="http://schemas.microsoft.com/office/word/2015/wordml/symex" xmlns:wpg="http://schemas.microsoft.com/office/word/2010/wordprocessingGroup" xmlns:wpi="http://schemas.microsoft.com/office/word/2010/wordprocessingInk" xmlns:wne="http://schemas.microsoft.com/office/word/2006/wordml" xmlns:wps="http://schemas.microsoft.com/office/word/2010/wordprocessingShape" mc:Ignorable="w14 w15 w16se w16cid w16 w16cex w16sdtdh w16sdtfl w16du wp14">
   <w:p>
     <w:pPr>
       <w:pStyle w:val="Header"/>

--- a/TS-Kramam/TS-4.4/TS 4.4 Sanskrit Krama Paatam Corrections.docx
+++ b/TS-Kramam/TS-4.4/TS 4.4 Sanskrit Krama Paatam Corrections.docx
@@ -2246,6 +2246,475 @@
       </w:tr>
       <w:tr>
         <w:trPr>
+          <w:trHeight w:val="1833"/>
+        </w:trPr>
+        <w:tc>
+          <w:tcPr>
+            <w:tcW w:w="3906" w:type="dxa"/>
+          </w:tcPr>
+          <w:p>
+            <w:pPr>
+              <w:widowControl w:val="0"/>
+              <w:tabs>
+                <w:tab w:val="left" w:pos="993"/>
+              </w:tabs>
+              <w:autoSpaceDE w:val="0"/>
+              <w:autoSpaceDN w:val="0"/>
+              <w:adjustRightInd w:val="0"/>
+              <w:spacing w:before="0" w:line="240" w:lineRule="auto"/>
+              <w:ind w:right="297"/>
+              <w:rPr>
+                <w:rFonts w:cs="Arial"/>
+                <w:b/>
+                <w:sz w:val="28"/>
+                <w:szCs w:val="32"/>
+              </w:rPr>
+            </w:pPr>
+            <w:r>
+              <w:rPr>
+                <w:rFonts w:cs="Arial"/>
+                <w:b/>
+                <w:sz w:val="28"/>
+                <w:szCs w:val="32"/>
+              </w:rPr>
+              <w:lastRenderedPageBreak/>
+              <w:t>T.S.4.4.12.4</w:t>
+            </w:r>
+            <w:r>
+              <w:rPr>
+                <w:rFonts w:cs="Arial"/>
+                <w:b/>
+                <w:sz w:val="28"/>
+                <w:szCs w:val="32"/>
+              </w:rPr>
+              <w:t xml:space="preserve"> – Kramam</w:t>
+            </w:r>
+          </w:p>
+          <w:p>
+            <w:pPr>
+              <w:widowControl w:val="0"/>
+              <w:tabs>
+                <w:tab w:val="left" w:pos="993"/>
+              </w:tabs>
+              <w:autoSpaceDE w:val="0"/>
+              <w:autoSpaceDN w:val="0"/>
+              <w:adjustRightInd w:val="0"/>
+              <w:spacing w:before="0" w:line="240" w:lineRule="auto"/>
+              <w:ind w:right="297"/>
+              <w:rPr>
+                <w:rFonts w:cs="Arial"/>
+                <w:b/>
+                <w:sz w:val="28"/>
+                <w:szCs w:val="32"/>
+                <w:lang w:val="en-IN"/>
+              </w:rPr>
+            </w:pPr>
+            <w:r>
+              <w:rPr>
+                <w:rFonts w:cs="Arial"/>
+                <w:b/>
+                <w:sz w:val="28"/>
+                <w:szCs w:val="32"/>
+                <w:lang w:val="en-IN"/>
+              </w:rPr>
+              <w:t>Krama Vaakyam No.– 42,43,44</w:t>
+            </w:r>
+          </w:p>
+          <w:p>
+            <w:pPr>
+              <w:widowControl w:val="0"/>
+              <w:tabs>
+                <w:tab w:val="left" w:pos="993"/>
+              </w:tabs>
+              <w:autoSpaceDE w:val="0"/>
+              <w:autoSpaceDN w:val="0"/>
+              <w:adjustRightInd w:val="0"/>
+              <w:spacing w:before="0" w:line="240" w:lineRule="auto"/>
+              <w:ind w:right="297"/>
+              <w:rPr>
+                <w:rFonts w:cs="Arial"/>
+                <w:b/>
+                <w:sz w:val="28"/>
+                <w:szCs w:val="32"/>
+                <w:lang w:val="it-IT"/>
+              </w:rPr>
+            </w:pPr>
+            <w:r>
+              <w:rPr>
+                <w:rFonts w:cs="Arial"/>
+                <w:b/>
+                <w:sz w:val="28"/>
+                <w:szCs w:val="32"/>
+                <w:lang w:val="it-IT"/>
+              </w:rPr>
+              <w:t>Panchaati No</w:t>
+            </w:r>
+            <w:r>
+              <w:rPr>
+                <w:rFonts w:cs="Arial"/>
+                <w:b/>
+                <w:szCs w:val="32"/>
+                <w:lang w:val="it-IT"/>
+              </w:rPr>
+              <w:t>. - 36</w:t>
+            </w:r>
+          </w:p>
+        </w:tc>
+        <w:tc>
+          <w:tcPr>
+            <w:tcW w:w="5103" w:type="dxa"/>
+          </w:tcPr>
+          <w:p>
+            <w:pPr>
+              <w:widowControl w:val="0"/>
+              <w:autoSpaceDE w:val="0"/>
+              <w:autoSpaceDN w:val="0"/>
+              <w:adjustRightInd w:val="0"/>
+              <w:spacing w:line="252" w:lineRule="auto"/>
+              <w:rPr>
+                <w:rFonts w:ascii="BRH Malayalam Extra" w:hAnsi="BRH Malayalam Extra" w:cs="BRH Malayalam Extra"/>
+                <w:color w:val="000000"/>
+                <w:sz w:val="40"/>
+                <w:szCs w:val="40"/>
+                <w:lang w:val="it-IT"/>
+              </w:rPr>
+            </w:pPr>
+            <w:r>
+              <w:rPr>
+                <w:rFonts w:ascii="BRH Devanagari Extra" w:hAnsi="BRH Devanagari Extra" w:cs="BRH Devanagari Extra"/>
+                <w:color w:val="000000"/>
+                <w:sz w:val="40"/>
+                <w:szCs w:val="40"/>
+                <w:lang w:val="it-IT"/>
+              </w:rPr>
+              <w:t>xÉÉqÉÉÌiÉ</w:t>
+            </w:r>
+            <w:r>
+              <w:rPr>
+                <w:rFonts w:ascii="BRH Devanagari Extra" w:hAnsi="BRH Devanagari Extra" w:cs="BRH Devanagari Extra"/>
+                <w:color w:val="000000"/>
+                <w:sz w:val="40"/>
+                <w:szCs w:val="40"/>
+                <w:highlight w:val="cyan"/>
+                <w:lang w:val="it-IT"/>
+              </w:rPr>
+              <w:t>þ</w:t>
+            </w:r>
+            <w:r>
+              <w:rPr>
+                <w:rFonts w:ascii="BRH Devanagari Extra" w:hAnsi="BRH Devanagari Extra" w:cs="BRH Devanagari Extra"/>
+                <w:color w:val="000000"/>
+                <w:sz w:val="40"/>
+                <w:szCs w:val="40"/>
+                <w:highlight w:val="yellow"/>
+                <w:lang w:val="it-IT"/>
+              </w:rPr>
+              <w:t>N</w:t>
+            </w:r>
+            <w:r>
+              <w:rPr>
+                <w:rFonts w:ascii="BRH Devanagari Extra" w:hAnsi="BRH Devanagari Extra" w:cs="BRH Devanagari Extra"/>
+                <w:color w:val="000000"/>
+                <w:sz w:val="40"/>
+                <w:szCs w:val="40"/>
+                <w:lang w:val="it-IT"/>
+              </w:rPr>
+              <w:t>ûlSÉÈ | AÌiÉ</w:t>
+            </w:r>
+            <w:r>
+              <w:rPr>
+                <w:rFonts w:ascii="BRH Devanagari Extra" w:hAnsi="BRH Devanagari Extra" w:cs="BRH Devanagari Extra"/>
+                <w:color w:val="000000"/>
+                <w:sz w:val="40"/>
+                <w:szCs w:val="40"/>
+                <w:highlight w:val="cyan"/>
+                <w:lang w:val="it-IT"/>
+              </w:rPr>
+              <w:t>þ</w:t>
+            </w:r>
+            <w:r>
+              <w:rPr>
+                <w:rFonts w:ascii="BRH Devanagari Extra" w:hAnsi="BRH Devanagari Extra" w:cs="BRH Devanagari Extra"/>
+                <w:color w:val="000000"/>
+                <w:sz w:val="40"/>
+                <w:szCs w:val="40"/>
+                <w:highlight w:val="yellow"/>
+                <w:lang w:val="it-IT"/>
+              </w:rPr>
+              <w:t>N</w:t>
+            </w:r>
+            <w:r>
+              <w:rPr>
+                <w:rFonts w:ascii="BRH Devanagari Extra" w:hAnsi="BRH Devanagari Extra" w:cs="BRH Devanagari Extra"/>
+                <w:color w:val="000000"/>
+                <w:sz w:val="40"/>
+                <w:szCs w:val="40"/>
+                <w:lang w:val="it-IT"/>
+              </w:rPr>
+              <w:t>ûlSÉ E | AÌi</w:t>
+            </w:r>
+            <w:r>
+              <w:rPr>
+                <w:rFonts w:ascii="BRH Devanagari Extra" w:hAnsi="BRH Devanagari Extra" w:cs="BRH Devanagari Extra"/>
+                <w:color w:val="000000"/>
+                <w:sz w:val="40"/>
+                <w:szCs w:val="40"/>
+                <w:highlight w:val="yellow"/>
+                <w:lang w:val="it-IT"/>
+              </w:rPr>
+              <w:t>ÉþN</w:t>
+            </w:r>
+            <w:r>
+              <w:rPr>
+                <w:rFonts w:ascii="BRH Devanagari Extra" w:hAnsi="BRH Devanagari Extra" w:cs="BRH Devanagari Extra"/>
+                <w:color w:val="000000"/>
+                <w:sz w:val="40"/>
+                <w:szCs w:val="40"/>
+                <w:lang w:val="it-IT"/>
+              </w:rPr>
+              <w:t>ûlSÉ</w:t>
+            </w:r>
+            <w:r>
+              <w:rPr>
+                <w:rFonts w:ascii="BRH Malayalam Extra" w:hAnsi="BRH Malayalam Extra" w:cs="BRH Devanagari Extra"/>
+                <w:color w:val="000000"/>
+                <w:sz w:val="30"/>
+                <w:szCs w:val="40"/>
+                <w:lang w:val="it-IT"/>
+              </w:rPr>
+              <w:t>–</w:t>
+            </w:r>
+            <w:r>
+              <w:rPr>
+                <w:rFonts w:ascii="BRH Devanagari Extra" w:hAnsi="BRH Devanagari Extra" w:cs="BRH Devanagari Extra"/>
+                <w:color w:val="000000"/>
+                <w:sz w:val="40"/>
+                <w:szCs w:val="40"/>
+                <w:lang w:val="it-IT"/>
+              </w:rPr>
+              <w:t xml:space="preserve"> CirÉÌiÉþ - Nû</w:t>
+            </w:r>
+            <w:r>
+              <w:rPr>
+                <w:rFonts w:ascii="BRH Malayalam Extra" w:hAnsi="BRH Malayalam Extra" w:cs="BRH Devanagari Extra"/>
+                <w:color w:val="000000"/>
+                <w:sz w:val="30"/>
+                <w:szCs w:val="40"/>
+                <w:lang w:val="it-IT"/>
+              </w:rPr>
+              <w:t>–</w:t>
+            </w:r>
+            <w:r>
+              <w:rPr>
+                <w:rFonts w:ascii="BRH Devanagari Extra" w:hAnsi="BRH Devanagari Extra" w:cs="BRH Devanagari Extra"/>
+                <w:color w:val="000000"/>
+                <w:sz w:val="40"/>
+                <w:szCs w:val="40"/>
+                <w:lang w:val="it-IT"/>
+              </w:rPr>
+              <w:t>lSÉ</w:t>
+            </w:r>
+            <w:r>
+              <w:rPr>
+                <w:rFonts w:ascii="BRH Malayalam Extra" w:hAnsi="BRH Malayalam Extra" w:cs="BRH Devanagari Extra"/>
+                <w:color w:val="000000"/>
+                <w:sz w:val="30"/>
+                <w:szCs w:val="40"/>
+                <w:lang w:val="it-IT"/>
+              </w:rPr>
+              <w:t>–</w:t>
+            </w:r>
+            <w:r>
+              <w:rPr>
+                <w:rFonts w:ascii="BRH Devanagari Extra" w:hAnsi="BRH Devanagari Extra" w:cs="BRH Devanagari Extra"/>
+                <w:color w:val="000000"/>
+                <w:sz w:val="40"/>
+                <w:szCs w:val="40"/>
+                <w:lang w:val="it-IT"/>
+              </w:rPr>
+              <w:t>È |</w:t>
+            </w:r>
+          </w:p>
+        </w:tc>
+        <w:tc>
+          <w:tcPr>
+            <w:tcW w:w="5386" w:type="dxa"/>
+          </w:tcPr>
+          <w:p>
+            <w:pPr>
+              <w:widowControl w:val="0"/>
+              <w:autoSpaceDE w:val="0"/>
+              <w:autoSpaceDN w:val="0"/>
+              <w:adjustRightInd w:val="0"/>
+              <w:spacing w:line="252" w:lineRule="auto"/>
+              <w:rPr>
+                <w:rFonts w:ascii="BRH Malayalam Extra" w:hAnsi="BRH Malayalam Extra" w:cs="BRH Malayalam Extra"/>
+                <w:color w:val="000000"/>
+                <w:sz w:val="40"/>
+                <w:szCs w:val="40"/>
+                <w:lang w:val="it-IT"/>
+              </w:rPr>
+            </w:pPr>
+            <w:r>
+              <w:rPr>
+                <w:rFonts w:ascii="BRH Devanagari Extra" w:hAnsi="BRH Devanagari Extra" w:cs="BRH Devanagari Extra"/>
+                <w:color w:val="000000"/>
+                <w:sz w:val="40"/>
+                <w:szCs w:val="40"/>
+                <w:lang w:val="it-IT"/>
+              </w:rPr>
+              <w:t>xÉÉqÉÉÌiÉ</w:t>
+            </w:r>
+            <w:r>
+              <w:rPr>
+                <w:rFonts w:ascii="BRH Devanagari Extra" w:hAnsi="BRH Devanagari Extra" w:cs="BRH Devanagari Extra"/>
+                <w:color w:val="000000"/>
+                <w:sz w:val="40"/>
+                <w:szCs w:val="40"/>
+                <w:highlight w:val="cyan"/>
+                <w:lang w:val="it-IT"/>
+              </w:rPr>
+              <w:t>þ</w:t>
+            </w:r>
+            <w:r>
+              <w:rPr>
+                <w:rFonts w:ascii="BRH Devanagari Extra" w:hAnsi="BRH Devanagari Extra" w:cs="BRH Devanagari Extra"/>
+                <w:color w:val="000000"/>
+                <w:sz w:val="40"/>
+                <w:szCs w:val="40"/>
+                <w:highlight w:val="green"/>
+                <w:lang w:val="it-IT"/>
+              </w:rPr>
+              <w:t>cN</w:t>
+            </w:r>
+            <w:r>
+              <w:rPr>
+                <w:rFonts w:ascii="BRH Devanagari Extra" w:hAnsi="BRH Devanagari Extra" w:cs="BRH Devanagari Extra"/>
+                <w:color w:val="000000"/>
+                <w:sz w:val="40"/>
+                <w:szCs w:val="40"/>
+                <w:lang w:val="it-IT"/>
+              </w:rPr>
+              <w:t>ûlSÉÈ | AÌiÉ</w:t>
+            </w:r>
+            <w:r>
+              <w:rPr>
+                <w:rFonts w:ascii="BRH Devanagari Extra" w:hAnsi="BRH Devanagari Extra" w:cs="BRH Devanagari Extra"/>
+                <w:color w:val="000000"/>
+                <w:sz w:val="40"/>
+                <w:szCs w:val="40"/>
+                <w:highlight w:val="cyan"/>
+                <w:lang w:val="it-IT"/>
+              </w:rPr>
+              <w:t>þ</w:t>
+            </w:r>
+            <w:r>
+              <w:rPr>
+                <w:rFonts w:ascii="BRH Devanagari Extra" w:hAnsi="BRH Devanagari Extra" w:cs="BRH Devanagari Extra"/>
+                <w:color w:val="000000"/>
+                <w:sz w:val="40"/>
+                <w:szCs w:val="40"/>
+                <w:highlight w:val="green"/>
+                <w:lang w:val="it-IT"/>
+              </w:rPr>
+              <w:t>cN</w:t>
+            </w:r>
+            <w:r>
+              <w:rPr>
+                <w:rFonts w:ascii="BRH Devanagari Extra" w:hAnsi="BRH Devanagari Extra" w:cs="BRH Devanagari Extra"/>
+                <w:color w:val="000000"/>
+                <w:sz w:val="40"/>
+                <w:szCs w:val="40"/>
+                <w:lang w:val="it-IT"/>
+              </w:rPr>
+              <w:t>ûlSÉ E | AÌiÉ</w:t>
+            </w:r>
+            <w:r>
+              <w:rPr>
+                <w:rFonts w:ascii="BRH Devanagari Extra" w:hAnsi="BRH Devanagari Extra" w:cs="BRH Devanagari Extra"/>
+                <w:color w:val="000000"/>
+                <w:sz w:val="40"/>
+                <w:szCs w:val="40"/>
+                <w:highlight w:val="green"/>
+                <w:lang w:val="it-IT"/>
+              </w:rPr>
+              <w:t>þcN</w:t>
+            </w:r>
+            <w:r>
+              <w:rPr>
+                <w:rFonts w:ascii="BRH Devanagari Extra" w:hAnsi="BRH Devanagari Extra" w:cs="BRH Devanagari Extra"/>
+                <w:color w:val="000000"/>
+                <w:sz w:val="40"/>
+                <w:szCs w:val="40"/>
+                <w:lang w:val="it-IT"/>
+              </w:rPr>
+              <w:t>ûlSÉ</w:t>
+            </w:r>
+            <w:r>
+              <w:rPr>
+                <w:rFonts w:ascii="BRH Malayalam Extra" w:hAnsi="BRH Malayalam Extra" w:cs="BRH Devanagari Extra"/>
+                <w:color w:val="000000"/>
+                <w:sz w:val="30"/>
+                <w:szCs w:val="40"/>
+                <w:lang w:val="it-IT"/>
+              </w:rPr>
+              <w:t>–</w:t>
+            </w:r>
+            <w:r>
+              <w:rPr>
+                <w:rFonts w:ascii="BRH Devanagari Extra" w:hAnsi="BRH Devanagari Extra" w:cs="BRH Devanagari Extra"/>
+                <w:color w:val="000000"/>
+                <w:sz w:val="40"/>
+                <w:szCs w:val="40"/>
+                <w:lang w:val="it-IT"/>
+              </w:rPr>
+              <w:t xml:space="preserve"> CirÉÌiÉþ - Nû</w:t>
+            </w:r>
+            <w:r>
+              <w:rPr>
+                <w:rFonts w:ascii="BRH Malayalam Extra" w:hAnsi="BRH Malayalam Extra" w:cs="BRH Devanagari Extra"/>
+                <w:color w:val="000000"/>
+                <w:sz w:val="30"/>
+                <w:szCs w:val="40"/>
+                <w:lang w:val="it-IT"/>
+              </w:rPr>
+              <w:t>–</w:t>
+            </w:r>
+            <w:r>
+              <w:rPr>
+                <w:rFonts w:ascii="BRH Devanagari Extra" w:hAnsi="BRH Devanagari Extra" w:cs="BRH Devanagari Extra"/>
+                <w:color w:val="000000"/>
+                <w:sz w:val="40"/>
+                <w:szCs w:val="40"/>
+                <w:lang w:val="it-IT"/>
+              </w:rPr>
+              <w:t>lSÉ</w:t>
+            </w:r>
+            <w:r>
+              <w:rPr>
+                <w:rFonts w:ascii="BRH Malayalam Extra" w:hAnsi="BRH Malayalam Extra" w:cs="BRH Devanagari Extra"/>
+                <w:color w:val="000000"/>
+                <w:sz w:val="30"/>
+                <w:szCs w:val="40"/>
+                <w:lang w:val="it-IT"/>
+              </w:rPr>
+              <w:t>–</w:t>
+            </w:r>
+            <w:r>
+              <w:rPr>
+                <w:rFonts w:ascii="BRH Devanagari Extra" w:hAnsi="BRH Devanagari Extra" w:cs="BRH Devanagari Extra"/>
+                <w:color w:val="000000"/>
+                <w:sz w:val="40"/>
+                <w:szCs w:val="40"/>
+                <w:lang w:val="it-IT"/>
+              </w:rPr>
+              <w:t>È |</w:t>
+            </w:r>
+          </w:p>
+        </w:tc>
+      </w:tr>
+      <w:tr>
+        <w:trPr>
           <w:trHeight w:val="902"/>
         </w:trPr>
         <w:tc>
@@ -2268,6 +2737,7 @@
                 <w:b/>
                 <w:sz w:val="28"/>
                 <w:szCs w:val="32"/>
+                <w:lang w:val="it-IT"/>
               </w:rPr>
             </w:pPr>
           </w:p>
@@ -2289,6 +2759,7 @@
                 <w:color w:val="000000"/>
                 <w:sz w:val="40"/>
                 <w:szCs w:val="40"/>
+                <w:lang w:val="it-IT"/>
               </w:rPr>
             </w:pPr>
           </w:p>
@@ -2310,6 +2781,7 @@
                 <w:color w:val="000000"/>
                 <w:sz w:val="40"/>
                 <w:szCs w:val="40"/>
+                <w:lang w:val="it-IT"/>
               </w:rPr>
             </w:pPr>
           </w:p>
@@ -2335,7 +2807,6 @@
           <w:szCs w:val="32"/>
           <w:u w:val="single"/>
         </w:rPr>
-        <w:lastRenderedPageBreak/>
         <w:t>==================</w:t>
       </w:r>
     </w:p>
@@ -3700,6 +4171,7 @@
           <w:szCs w:val="32"/>
           <w:u w:val="single"/>
         </w:rPr>
+        <w:lastRenderedPageBreak/>
         <w:t>==============</w:t>
       </w:r>
     </w:p>
@@ -3992,7 +4464,6 @@
                 <w:sz w:val="28"/>
                 <w:szCs w:val="32"/>
               </w:rPr>
-              <w:lastRenderedPageBreak/>
               <w:t>T.S.4.4.1.1 – Kramam</w:t>
             </w:r>
           </w:p>
@@ -5709,6 +6180,7 @@
                 <w:sz w:val="28"/>
                 <w:szCs w:val="32"/>
               </w:rPr>
+              <w:lastRenderedPageBreak/>
               <w:t>T.S.4.4.3.2 – Kramam</w:t>
             </w:r>
           </w:p>
@@ -6283,7 +6755,6 @@
                 <w:sz w:val="28"/>
                 <w:szCs w:val="32"/>
               </w:rPr>
-              <w:lastRenderedPageBreak/>
               <w:t>T.S.4.4.3.3 – Kramam</w:t>
             </w:r>
           </w:p>
@@ -7870,6 +8341,7 @@
                 <w:sz w:val="40"/>
                 <w:szCs w:val="40"/>
               </w:rPr>
+              <w:lastRenderedPageBreak/>
               <w:t>xiÉÉå</w:t>
             </w:r>
             <w:r>
@@ -7972,6 +8444,7 @@
                 <w:sz w:val="40"/>
                 <w:szCs w:val="40"/>
               </w:rPr>
+              <w:lastRenderedPageBreak/>
               <w:t>xiÉÉå</w:t>
             </w:r>
             <w:r>
@@ -8032,6 +8505,7 @@
                 <w:sz w:val="40"/>
                 <w:szCs w:val="40"/>
               </w:rPr>
+              <w:lastRenderedPageBreak/>
               <w:t>xiÉÉå</w:t>
             </w:r>
             <w:r>
@@ -8153,6 +8627,7 @@
                 <w:sz w:val="28"/>
                 <w:szCs w:val="32"/>
               </w:rPr>
+              <w:lastRenderedPageBreak/>
               <w:t>T.S.4.4.4.7 – Kramam</w:t>
             </w:r>
           </w:p>
@@ -8385,7 +8860,6 @@
                 <w:sz w:val="28"/>
                 <w:szCs w:val="32"/>
               </w:rPr>
-              <w:lastRenderedPageBreak/>
               <w:t>T.S.4.4.5.1 – Kramam</w:t>
             </w:r>
           </w:p>
@@ -10267,6 +10741,7 @@
                 <w:sz w:val="28"/>
                 <w:szCs w:val="32"/>
               </w:rPr>
+              <w:lastRenderedPageBreak/>
               <w:t>T.S.4.4.11.1 – Kramam</w:t>
             </w:r>
           </w:p>
@@ -10884,7 +11359,6 @@
                 <w:szCs w:val="40"/>
                 <w:highlight w:val="green"/>
               </w:rPr>
-              <w:lastRenderedPageBreak/>
               <w:t>mÉë</w:t>
             </w:r>
             <w:r>
@@ -10989,7 +11463,6 @@
                 <w:sz w:val="28"/>
                 <w:szCs w:val="32"/>
               </w:rPr>
-              <w:lastRenderedPageBreak/>
               <w:t>T.S.4.4.11.4 – Kramam</w:t>
             </w:r>
           </w:p>
@@ -12093,6 +12566,7 @@
                 <w:sz w:val="32"/>
                 <w:szCs w:val="32"/>
               </w:rPr>
+              <w:lastRenderedPageBreak/>
               <w:t>Reference</w:t>
             </w:r>
           </w:p>
@@ -12115,6 +12589,7 @@
                 <w:sz w:val="32"/>
                 <w:szCs w:val="32"/>
               </w:rPr>
+              <w:lastRenderedPageBreak/>
               <w:t>As Printed</w:t>
             </w:r>
           </w:p>

--- a/TS-Kramam/TS-4.4/TS 4.4 Sanskrit Krama Paatam Corrections.docx
+++ b/TS-Kramam/TS-4.4/TS 4.4 Sanskrit Krama Paatam Corrections.docx
@@ -8,7 +8,6 @@
         <w:rPr>
           <w:b/>
           <w:bCs/>
-          <w:color w:val="EE0000"/>
           <w:sz w:val="32"/>
           <w:szCs w:val="32"/>
           <w:u w:val="single"/>
@@ -88,13 +87,11 @@
         <w:rPr>
           <w:b/>
           <w:bCs/>
-          <w:color w:val="EE0000"/>
           <w:sz w:val="32"/>
           <w:szCs w:val="32"/>
-          <w:highlight w:val="yellow"/>
           <w:u w:val="single"/>
         </w:rPr>
-        <w:t>xxxxxxxxx</w:t>
+        <w:t>30th Sep 2026</w:t>
       </w:r>
     </w:p>
     <w:p>
@@ -2710,80 +2707,6 @@
               </w:rPr>
               <w:t>È |</w:t>
             </w:r>
-          </w:p>
-        </w:tc>
-      </w:tr>
-      <w:tr>
-        <w:trPr>
-          <w:trHeight w:val="902"/>
-        </w:trPr>
-        <w:tc>
-          <w:tcPr>
-            <w:tcW w:w="3906" w:type="dxa"/>
-          </w:tcPr>
-          <w:p>
-            <w:pPr>
-              <w:widowControl w:val="0"/>
-              <w:tabs>
-                <w:tab w:val="left" w:pos="993"/>
-              </w:tabs>
-              <w:autoSpaceDE w:val="0"/>
-              <w:autoSpaceDN w:val="0"/>
-              <w:adjustRightInd w:val="0"/>
-              <w:spacing w:before="0" w:line="252" w:lineRule="auto"/>
-              <w:ind w:right="297"/>
-              <w:rPr>
-                <w:rFonts w:cs="Arial"/>
-                <w:b/>
-                <w:sz w:val="28"/>
-                <w:szCs w:val="32"/>
-                <w:lang w:val="it-IT"/>
-              </w:rPr>
-            </w:pPr>
-          </w:p>
-        </w:tc>
-        <w:tc>
-          <w:tcPr>
-            <w:tcW w:w="5103" w:type="dxa"/>
-          </w:tcPr>
-          <w:p>
-            <w:pPr>
-              <w:widowControl w:val="0"/>
-              <w:autoSpaceDE w:val="0"/>
-              <w:autoSpaceDN w:val="0"/>
-              <w:adjustRightInd w:val="0"/>
-              <w:spacing w:before="0" w:line="240" w:lineRule="auto"/>
-              <w:ind w:right="-136"/>
-              <w:rPr>
-                <w:rFonts w:ascii="BRH Devanagari Extra" w:hAnsi="BRH Devanagari Extra" w:cs="BRH Devanagari Extra"/>
-                <w:color w:val="000000"/>
-                <w:sz w:val="40"/>
-                <w:szCs w:val="40"/>
-                <w:lang w:val="it-IT"/>
-              </w:rPr>
-            </w:pPr>
-          </w:p>
-        </w:tc>
-        <w:tc>
-          <w:tcPr>
-            <w:tcW w:w="5386" w:type="dxa"/>
-          </w:tcPr>
-          <w:p>
-            <w:pPr>
-              <w:widowControl w:val="0"/>
-              <w:autoSpaceDE w:val="0"/>
-              <w:autoSpaceDN w:val="0"/>
-              <w:adjustRightInd w:val="0"/>
-              <w:spacing w:line="252" w:lineRule="auto"/>
-              <w:ind w:right="-138"/>
-              <w:rPr>
-                <w:rFonts w:ascii="BRH Devanagari Extra" w:hAnsi="BRH Devanagari Extra" w:cs="BRH Devanagari Extra"/>
-                <w:color w:val="000000"/>
-                <w:sz w:val="40"/>
-                <w:szCs w:val="40"/>
-                <w:lang w:val="it-IT"/>
-              </w:rPr>
-            </w:pPr>
           </w:p>
         </w:tc>
       </w:tr>
@@ -4171,7 +4094,6 @@
           <w:szCs w:val="32"/>
           <w:u w:val="single"/>
         </w:rPr>
-        <w:lastRenderedPageBreak/>
         <w:t>==============</w:t>
       </w:r>
     </w:p>
@@ -4206,6 +4128,7 @@
           <w:szCs w:val="32"/>
           <w:u w:val="single"/>
         </w:rPr>
+        <w:lastRenderedPageBreak/>
         <w:t xml:space="preserve">TS </w:t>
       </w:r>
       <w:r>
@@ -6180,7 +6103,6 @@
                 <w:sz w:val="28"/>
                 <w:szCs w:val="32"/>
               </w:rPr>
-              <w:lastRenderedPageBreak/>
               <w:t>T.S.4.4.3.2 – Kramam</w:t>
             </w:r>
           </w:p>
@@ -6379,6 +6301,7 @@
                 <w:sz w:val="28"/>
                 <w:szCs w:val="32"/>
               </w:rPr>
+              <w:lastRenderedPageBreak/>
               <w:t>T.S.4.4.3.2 – Kramam</w:t>
             </w:r>
           </w:p>
@@ -8341,7 +8264,6 @@
                 <w:sz w:val="40"/>
                 <w:szCs w:val="40"/>
               </w:rPr>
-              <w:lastRenderedPageBreak/>
               <w:t>xiÉÉå</w:t>
             </w:r>
             <w:r>
@@ -8444,7 +8366,6 @@
                 <w:sz w:val="40"/>
                 <w:szCs w:val="40"/>
               </w:rPr>
-              <w:lastRenderedPageBreak/>
               <w:t>xiÉÉå</w:t>
             </w:r>
             <w:r>
@@ -8505,7 +8426,6 @@
                 <w:sz w:val="40"/>
                 <w:szCs w:val="40"/>
               </w:rPr>
-              <w:lastRenderedPageBreak/>
               <w:t>xiÉÉå</w:t>
             </w:r>
             <w:r>
@@ -10741,7 +10661,6 @@
                 <w:sz w:val="28"/>
                 <w:szCs w:val="32"/>
               </w:rPr>
-              <w:lastRenderedPageBreak/>
               <w:t>T.S.4.4.11.1 – Kramam</w:t>
             </w:r>
           </w:p>
@@ -11018,6 +10937,7 @@
                 <w:sz w:val="28"/>
                 <w:szCs w:val="32"/>
               </w:rPr>
+              <w:lastRenderedPageBreak/>
               <w:t>T.S.4.4.11.3 – Kramam</w:t>
             </w:r>
           </w:p>
@@ -12345,18 +12265,6 @@
         </w:rPr>
         <w:t>=============</w:t>
       </w:r>
-    </w:p>
-    <w:p>
-      <w:pPr>
-        <w:jc w:val="center"/>
-        <w:rPr>
-          <w:b/>
-          <w:bCs/>
-          <w:sz w:val="32"/>
-          <w:szCs w:val="32"/>
-          <w:u w:val="single"/>
-        </w:rPr>
-      </w:pPr>
     </w:p>
     <w:p>
       <w:pPr>
@@ -12566,7 +12474,6 @@
                 <w:sz w:val="32"/>
                 <w:szCs w:val="32"/>
               </w:rPr>
-              <w:lastRenderedPageBreak/>
               <w:t>Reference</w:t>
             </w:r>
           </w:p>
@@ -12589,7 +12496,6 @@
                 <w:sz w:val="32"/>
                 <w:szCs w:val="32"/>
               </w:rPr>
-              <w:lastRenderedPageBreak/>
               <w:t>As Printed</w:t>
             </w:r>
           </w:p>
